--- a/submission/biorxiv_v2/Piranfar_persistence_framework_bioRxiv_v2.docx
+++ b/submission/biorxiv_v2/Piranfar_persistence_framework_bioRxiv_v2.docx
@@ -204,10 +204,10 @@
         <w:rPr>
           <w:b/>
         </w:rPr>
-        <w:t>Figure 3 withdrawn.</w:t>
-      </w:r>
-      <w:r>
-        <w:t xml:space="preserve"> Version 1's Figure 3 was captioned "experimental data vs.</w:t>
+        <w:t>Version 1's experimental-data figure is withdrawn.</w:t>
+      </w:r>
+      <w:r>
+        <w:t xml:space="preserve"> It was captioned "experimental data vs.</w:t>
       </w:r>
     </w:p>
     <w:p>
@@ -2170,7 +2170,87 @@
         <w:rPr>
           <w:i/>
         </w:rPr>
-        <w:t>(`results/tables/eq4_discontinuity.csv`)</w:t>
+        <w:t>(`results/tables/eq4_discontinuity.csv`; Figure 1A-C)</w:t>
+      </w:r>
+    </w:p>
+    <w:p>
+      <w:pPr>
+        <w:jc w:val="center"/>
+      </w:pPr>
+      <w:r>
+        <w:drawing>
+          <wp:inline xmlns:a="http://schemas.openxmlformats.org/drawingml/2006/main" xmlns:pic="http://schemas.openxmlformats.org/drawingml/2006/picture">
+            <wp:extent cx="5852160" cy="5074544"/>
+            <wp:docPr id="1" name="Picture 1"/>
+            <wp:cNvGraphicFramePr>
+              <a:graphicFrameLocks noChangeAspect="1"/>
+            </wp:cNvGraphicFramePr>
+            <a:graphic>
+              <a:graphicData uri="http://schemas.openxmlformats.org/drawingml/2006/picture">
+                <pic:pic>
+                  <pic:nvPicPr>
+                    <pic:cNvPr id="0" name="Figure_1.png"/>
+                    <pic:cNvPicPr/>
+                  </pic:nvPicPr>
+                  <pic:blipFill>
+                    <a:blip r:embed="rId9"/>
+                    <a:stretch>
+                      <a:fillRect/>
+                    </a:stretch>
+                  </pic:blipFill>
+                  <pic:spPr>
+                    <a:xfrm>
+                      <a:off x="0" y="0"/>
+                      <a:ext cx="5852160" cy="5074544"/>
+                    </a:xfrm>
+                    <a:prstGeom prst="rect"/>
+                  </pic:spPr>
+                </pic:pic>
+              </a:graphicData>
+            </a:graphic>
+          </wp:inline>
+        </w:drawing>
+      </w:r>
+    </w:p>
+    <w:p>
+      <w:r>
+        <w:rPr>
+          <w:b/>
+          <w:sz w:val="18"/>
+        </w:rPr>
+        <w:t>Figure 1. The closed-form biphasic law and its two corrections, all on the same parameters.</w:t>
+      </w:r>
+      <w:r>
+        <w:rPr>
+          <w:sz w:val="18"/>
+        </w:rPr>
+        <w:t xml:space="preserve"> (A, B) Equation 4a against the continuous piecewise and biexponential replacements. The arrow marks the upward jump at t_c: 3.47 log₁₀ for </w:t>
+      </w:r>
+      <w:r>
+        <w:rPr>
+          <w:i/>
+          <w:sz w:val="18"/>
+        </w:rPr>
+        <w:t>M. tuberculosis</w:t>
+      </w:r>
+      <w:r>
+        <w:rPr>
+          <w:sz w:val="18"/>
+        </w:rPr>
+        <w:t xml:space="preserve">, 2.61 log₁₀ for </w:t>
+      </w:r>
+      <w:r>
+        <w:rPr>
+          <w:i/>
+          <w:sz w:val="18"/>
+        </w:rPr>
+        <w:t>S. aureus</w:t>
+      </w:r>
+      <w:r>
+        <w:rPr>
+          <w:sz w:val="18"/>
+        </w:rPr>
+        <w:t>. (C) Detail of the transition region. At t_c the second branch of Equation 4a evaluates to exactly N₀ for any amount of first-phase killing. (D) The transition time is fixed by the other three parameters through Equation 4c. Crosses mark the values asserted in version 1; neither lies on its own curve.</w:t>
       </w:r>
     </w:p>
     <w:p>
@@ -2491,7 +2571,7 @@
         <w:rPr>
           <w:i/>
         </w:rPr>
-        <w:t>(`results/tables/tc_identifiability.csv`)</w:t>
+        <w:t>(`results/tables/tc_identifiability.csv`; Figure 1D)</w:t>
       </w:r>
     </w:p>
     <w:p>
@@ -2518,7 +2598,87 @@
         <w:t>S. aureus</w:t>
       </w:r>
       <w:r>
-        <w:t>, which exceeds the estimated total prokaryotic population of Earth [15] by twenty-six orders of magnitude. Applying the carrying capacity already declared in Equation 1 (Equation 2b) removes the excursion.</w:t>
+        <w:t>, which exceeds the estimated total prokaryotic population of Earth [15] by twenty-six orders of magnitude. Applying the carrying capacity already declared in Equation 1 (Equation 2b) removes the excursion (Figure 2).</w:t>
+      </w:r>
+    </w:p>
+    <w:p>
+      <w:pPr>
+        <w:jc w:val="center"/>
+      </w:pPr>
+      <w:r>
+        <w:drawing>
+          <wp:inline xmlns:a="http://schemas.openxmlformats.org/drawingml/2006/main" xmlns:pic="http://schemas.openxmlformats.org/drawingml/2006/picture">
+            <wp:extent cx="5852160" cy="5206243"/>
+            <wp:docPr id="2" name="Picture 2"/>
+            <wp:cNvGraphicFramePr>
+              <a:graphicFrameLocks noChangeAspect="1"/>
+            </wp:cNvGraphicFramePr>
+            <a:graphic>
+              <a:graphicData uri="http://schemas.openxmlformats.org/drawingml/2006/picture">
+                <pic:pic>
+                  <pic:nvPicPr>
+                    <pic:cNvPr id="0" name="Figure_2.png"/>
+                    <pic:cNvPicPr/>
+                  </pic:nvPicPr>
+                  <pic:blipFill>
+                    <a:blip r:embed="rId10"/>
+                    <a:stretch>
+                      <a:fillRect/>
+                    </a:stretch>
+                  </pic:blipFill>
+                  <pic:spPr>
+                    <a:xfrm>
+                      <a:off x="0" y="0"/>
+                      <a:ext cx="5852160" cy="5206243"/>
+                    </a:xfrm>
+                    <a:prstGeom prst="rect"/>
+                  </pic:spPr>
+                </pic:pic>
+              </a:graphicData>
+            </a:graphic>
+          </wp:inline>
+        </w:drawing>
+      </w:r>
+    </w:p>
+    <w:p>
+      <w:r>
+        <w:rPr>
+          <w:b/>
+          <w:sz w:val="18"/>
+        </w:rPr>
+        <w:t>Figure 2. Growth and the three survival strategies, printed equations and corrected equations.</w:t>
+      </w:r>
+      <w:r>
+        <w:rPr>
+          <w:sz w:val="18"/>
+        </w:rPr>
+        <w:t xml:space="preserve"> (A, B) Equations 1, 2a, 3a and 4a on the Class A parameters of Section 2.6, unchanged. The carrying capacity declared in Equation 1 appears in none of the survival laws, so the resistance curve for </w:t>
+      </w:r>
+      <w:r>
+        <w:rPr>
+          <w:i/>
+          <w:sz w:val="18"/>
+        </w:rPr>
+        <w:t>S. aureus</w:t>
+      </w:r>
+      <w:r>
+        <w:rPr>
+          <w:sz w:val="18"/>
+        </w:rPr>
+        <w:t xml:space="preserve"> passes 10⁵⁷ CFU/mL by 240 h, exceeding the estimated prokaryotic population of Earth by twenty-six orders of magnitude. The vertical rise in the persistence curve is the discontinuity of Section 3.1. (C, D) The same scenarios with the carrying capacity applied to every strategy and Equation 4a replaced by the biexponential. Note that under the corrected tolerance equation the </w:t>
+      </w:r>
+      <w:r>
+        <w:rPr>
+          <w:i/>
+          <w:sz w:val="18"/>
+        </w:rPr>
+        <w:t>S. aureus</w:t>
+      </w:r>
+      <w:r>
+        <w:rPr>
+          <w:sz w:val="18"/>
+        </w:rPr>
+        <w:t xml:space="preserve"> population grows, because its replication rate exceeds its tolerance kill rate.</w:t>
       </w:r>
     </w:p>
     <w:p>
@@ -2782,7 +2942,7 @@
         <w:t>results/tables/central_comparison.csv</w:t>
       </w:r>
       <w:r>
-        <w:t xml:space="preserve">). On the parameters of Section 2.6 they are indistinguishable at ten days once the equation is made continuous. The apparent contrast in version 1's Figure 2 was produced by the fact that </w:t>
+        <w:t xml:space="preserve">; Figure 1A-B). On the parameters of Section 2.6 they are indistinguishable at ten days once the equation is made continuous. The apparent contrast in the corresponding figure of version 1 was produced by the fact that </w:t>
       </w:r>
       <w:r>
         <w:rPr>
@@ -2819,7 +2979,61 @@
         <w:t>results/tables/fig05_mechanistic.csv</w:t>
       </w:r>
       <w:r>
-        <w:t>, Figure 4).</w:t>
+        <w:t>, Figure 3).</w:t>
+      </w:r>
+    </w:p>
+    <w:p>
+      <w:pPr>
+        <w:jc w:val="center"/>
+      </w:pPr>
+      <w:r>
+        <w:drawing>
+          <wp:inline xmlns:a="http://schemas.openxmlformats.org/drawingml/2006/main" xmlns:pic="http://schemas.openxmlformats.org/drawingml/2006/picture">
+            <wp:extent cx="5852160" cy="4978237"/>
+            <wp:docPr id="3" name="Picture 3"/>
+            <wp:cNvGraphicFramePr>
+              <a:graphicFrameLocks noChangeAspect="1"/>
+            </wp:cNvGraphicFramePr>
+            <a:graphic>
+              <a:graphicData uri="http://schemas.openxmlformats.org/drawingml/2006/picture">
+                <pic:pic>
+                  <pic:nvPicPr>
+                    <pic:cNvPr id="0" name="Figure_3.png"/>
+                    <pic:cNvPicPr/>
+                  </pic:nvPicPr>
+                  <pic:blipFill>
+                    <a:blip r:embed="rId11"/>
+                    <a:stretch>
+                      <a:fillRect/>
+                    </a:stretch>
+                  </pic:blipFill>
+                  <pic:spPr>
+                    <a:xfrm>
+                      <a:off x="0" y="0"/>
+                      <a:ext cx="5852160" cy="4978237"/>
+                    </a:xfrm>
+                    <a:prstGeom prst="rect"/>
+                  </pic:spPr>
+                </pic:pic>
+              </a:graphicData>
+            </a:graphic>
+          </wp:inline>
+        </w:drawing>
+      </w:r>
+    </w:p>
+    <w:p>
+      <w:r>
+        <w:rPr>
+          <w:b/>
+          <w:sz w:val="18"/>
+        </w:rPr>
+        <w:t>Figure 3. The state-structured model.</w:t>
+      </w:r>
+      <w:r>
+        <w:rPr>
+          <w:sz w:val="18"/>
+        </w:rPr>
+        <w:t xml:space="preserve"> (A, B) Replicating, dormant and total populations at four times MIC. Biphasic killing emerges from the compartment structure; the model contains no transition time, and the curvature maximum is a derived observable. Sterilisation occurs in finite time. (C) Net growth rate against concentration, with the MIC of each species marked. Equations 2a to 4a contain no concentration term and cannot produce this panel. (D) Time to sterilisation against the resuscitation rate. Illustrative parameters.</w:t>
       </w:r>
     </w:p>
     <w:p>
@@ -3245,436 +3459,7 @@
         <w:rPr>
           <w:i/>
         </w:rPr>
-        <w:t>(`results/tables/fig06_mic_mdk.csv`, Figure 5)</w:t>
-      </w:r>
-    </w:p>
-    <w:p>
-      <w:r>
-        <w:t>Resistance moves the MIC sixteen-fold and leaves both killing endpoints untouched: adequately exposed, a resistant strain dies at the wild-type rate. Tolerance leaves the MIC exactly unchanged and multiplies MDK₉₉ by 3.99, recovering the imposed four-fold slowing. Persistence leaves the MIC and MDK₉₉ essentially unchanged, moving MDK₉₉ by only 10%, while raising MDK₉₉.₉₉ 2.3-fold.</w:t>
-      </w:r>
-    </w:p>
-    <w:p>
-      <w:r>
-        <w:t>Two consequences are practical. An isolate can be placed in this space from two standard laboratory measurements, so the distinction is operational rather than verbal. And a study that reports only MIC and a single killing endpoint at a fixed dose cannot separate tolerance from persistence, because both raise the deep endpoint; the two are separated only by whether the bulk endpoint moves with it.</w:t>
-      </w:r>
-    </w:p>
-    <w:p>
-      <w:pPr>
-        <w:pStyle w:val="Heading3"/>
-      </w:pPr>
-      <w:r>
-        <w:t>3.7 Resuscitation rate, not persister killing, governs sterilisation time</w:t>
-      </w:r>
-    </w:p>
-    <w:p>
-      <w:r>
-        <w:t>Applied to Equation 4a, one-at-a-time sensitivity analysis returns a ranking that is an algebraic identity rather than a result. For any t &gt; t_c the second branch of Equation 4a contains k_slow and f and nothing else, so k_fast and k_T have elasticities of exactly zero on any endpoint evaluated after the transition, and k_slow necessarily ranks first (</w:t>
-      </w:r>
-      <w:r>
-        <w:rPr>
-          <w:rFonts w:ascii="Consolas" w:hAnsi="Consolas"/>
-          <w:sz w:val="18"/>
-        </w:rPr>
-        <w:t>results/tables/analytic_elasticities.csv</w:t>
-      </w:r>
-      <w:r>
-        <w:t>, Figure 3A). This ranking would be unchanged for any parameter values and any organism, and therefore cannot support a biological conclusion.</w:t>
-      </w:r>
-    </w:p>
-    <w:p>
-      <w:r>
-        <w:t xml:space="preserve">Run on the state-structured model, where every parameter acts at every time, the answer is different. For the slow grower, the first-order Sobol index for k_PS, the rate at which dormant cells resume replication, is </w:t>
-      </w:r>
-      <w:r>
-        <w:rPr>
-          <w:b/>
-        </w:rPr>
-        <w:t>0.873</w:t>
-      </w:r>
-      <w:r>
-        <w:t xml:space="preserve">, with a total-order index of </w:t>
-      </w:r>
-      <w:r>
-        <w:rPr>
-          <w:b/>
-        </w:rPr>
-        <w:t>0.897</w:t>
-      </w:r>
-      <w:r>
-        <w:t xml:space="preserve"> (</w:t>
-      </w:r>
-      <w:r>
-        <w:rPr>
-          <w:rFonts w:ascii="Consolas" w:hAnsi="Consolas"/>
-          <w:sz w:val="18"/>
-        </w:rPr>
-        <w:t>results/tables/sensitivity_sobol.csv</w:t>
-      </w:r>
-      <w:r>
-        <w:t>, Figure 3C). No other parameter reaches a total-order index of 0.07. Varying k_PS over the ±50% range shifts time to sterilisation from 380 h at baseline to 1,995 h at one tenth of baseline and 50 h at ten times baseline, a span of forty-fold.</w:t>
-      </w:r>
-    </w:p>
-    <w:p>
-      <w:r>
-        <w:t>The mechanism is the one identified in Section 3.5. A dormant cell is hard to kill; a dormant cell that resumes replication is not. Anything that increases the rate of resuscitation moves cells from a refractory compartment into a susceptible one, and the drug does the rest. This places resuscitation, rather than direct killing of persisters, at the centre of regimen shortening for slow-growing organisms, and it is a statement about a drug target that Equation 4a is structurally incapable of making.</w:t>
-      </w:r>
-    </w:p>
-    <w:p>
-      <w:r>
-        <w:t xml:space="preserve">For the fast grower the picture differs in kind, not just in detail. The dominant parameters are E_max,S and r, and </w:t>
-      </w:r>
-      <w:r>
-        <w:rPr>
-          <w:b/>
-        </w:rPr>
-        <w:t>61% of the variance in time to sterilisation arises from parameter interactions</w:t>
-      </w:r>
-      <w:r>
-        <w:t xml:space="preserve"> rather than from parameters acting alone; for the log₁₀ reduction at 240 h the interaction share reaches 96% (</w:t>
-      </w:r>
-      <w:r>
-        <w:rPr>
-          <w:rFonts w:ascii="Consolas" w:hAnsi="Consolas"/>
-          <w:sz w:val="18"/>
-        </w:rPr>
-        <w:t>results/tables/sensitivity_interaction_fraction.csv</w:t>
-      </w:r>
-      <w:r>
-        <w:t>, Figure 3E). Where the interaction share is that high, no one-at-a-time analysis of that organism can be trusted regardless of how carefully it is conducted.</w:t>
-      </w:r>
-    </w:p>
-    <w:p>
-      <w:pPr>
-        <w:pStyle w:val="Heading3"/>
-      </w:pPr>
-      <w:r>
-        <w:t>3.8 The coefficient of determination cannot distinguish these models</w:t>
-      </w:r>
-    </w:p>
-    <w:p>
-      <w:r>
-        <w:t xml:space="preserve">Fitting Equation 4a and Equation 4b to the same synthetic time-kill data at four sampling designs produces R² above 0.9 for both models in three of the four designs, with a maximum difference between the two models of 0.098. Over the same fits the corrected Akaike information criterion differs by up to </w:t>
-      </w:r>
-      <w:r>
-        <w:rPr>
-          <w:b/>
-        </w:rPr>
-        <w:t>84 units</w:t>
-      </w:r>
-      <w:r>
-        <w:t>, always favouring the biexponential (</w:t>
-      </w:r>
-      <w:r>
-        <w:rPr>
-          <w:rFonts w:ascii="Consolas" w:hAnsi="Consolas"/>
-          <w:sz w:val="18"/>
-        </w:rPr>
-        <w:t>results/tables/r2_vs_aicc_discrimination.csv</w:t>
-      </w:r>
-      <w:r>
-        <w:t>, Figure 6C).</w:t>
-      </w:r>
-    </w:p>
-    <w:p>
-      <w:r>
-        <w:t>R² is close to one for almost any decreasing function fitted to a monotone decaying curve, because the total sum of squares is dominated by the spread of the data across orders of magnitude. It is therefore compatible with a model that raises the population by three log₁₀ at its transition. It should not be used to select between candidate killing models, and a reported R² above 0.9 provides no evidence that a persistence model is correct.</w:t>
-      </w:r>
-    </w:p>
-    <w:p>
-      <w:r>
-        <w:t xml:space="preserve">Profile likelihood on the same fits shows that the transition time of Equation 4a is not identifiable. Its 95% likelihood interval reaches the edge of the searched range in </w:t>
-      </w:r>
-      <w:r>
-        <w:rPr>
-          <w:b/>
-        </w:rPr>
-        <w:t>four of four designs</w:t>
-      </w:r>
-      <w:r>
-        <w:t>, including the two dense designs, and the point estimate lies on the optimiser bound in three of them (</w:t>
-      </w:r>
-      <w:r>
-        <w:rPr>
-          <w:rFonts w:ascii="Consolas" w:hAnsi="Consolas"/>
-          <w:sz w:val="18"/>
-        </w:rPr>
-        <w:t>results/tables/profile_tc.csv</w:t>
-      </w:r>
-      <w:r>
-        <w:t>, Figure 6E and 6F). The Jacobian condition number at the optimum reaches 5 × 10¹⁷ for Equation 4a against approximately 5 × 10² for Equation 4b, a difference of fifteen orders of magnitude that indicates a rank-deficient design matrix rather than a difficult optimisation.</w:t>
-      </w:r>
-    </w:p>
-    <w:p>
-      <w:r>
-        <w:t>A reported value of t_c from a fit of Equation 4a therefore carries no information about the organism. It records where the optimiser stopped.</w:t>
-      </w:r>
-    </w:p>
-    <w:p>
-      <w:pPr>
-        <w:pStyle w:val="Heading2"/>
-      </w:pPr>
-      <w:r>
-        <w:t>4. Discussion</w:t>
-      </w:r>
-    </w:p>
-    <w:p>
-      <w:pPr>
-        <w:pStyle w:val="Heading3"/>
-      </w:pPr>
-      <w:r>
-        <w:t>4.1 What this work establishes</w:t>
-      </w:r>
-    </w:p>
-    <w:p>
-      <w:r>
-        <w:t>Three results are independent of any parameter choice, because they are properties of the equations. The closed-form biphasic killing law increases the population at its transition and converges to an immortal floor. Its transition time is determined by its other three parameters and, in practice, is not estimable from time-kill data of realistic density. And a model in which resistance, tolerance and persistence are one exponential with three different rate constants cannot distinguish them, because it contains no quantity that differs between them.</w:t>
-      </w:r>
-    </w:p>
-    <w:p>
-      <w:r>
-        <w:t>One result depends on the model structure but not on the specific parameter values: given a two-compartment model with a concentration–response, the three strategies separate onto orthogonal axes of measurable quantities, and an isolate can be placed in that space from measurements laboratories already make.</w:t>
-      </w:r>
-    </w:p>
-    <w:p>
-      <w:r>
-        <w:t>One result depends on the illustrative parameters and is therefore provisional: the dominance of the resuscitation rate in setting time to sterilisation for the slow grower. Its mechanism is robust, in that any model with a refractory compartment and a susceptible compartment will show that moving cells between them changes clearance time. Its magnitude is not established and awaits fitting to data.</w:t>
-      </w:r>
-    </w:p>
-    <w:p>
-      <w:pPr>
-        <w:pStyle w:val="Heading3"/>
-      </w:pPr>
-      <w:r>
-        <w:t>4.2 Implications, stated at the strength the evidence supports</w:t>
-      </w:r>
-    </w:p>
-    <w:p>
-      <w:r>
-        <w:t>If the dominance of resuscitation survives fitting to real time-kill data, it has a direct therapeutic reading: for slow-growing organisms, agents that drive dormant cells back into replication would shorten therapy more effectively than agents that kill dormant cells directly. This is consistent with the interest in resuscitation-promoting approaches and with the observation that treatment duration for tuberculosis is set by a small, slowly cleared subpopulation rather than by the bulk [7,8,9]. We emphasise that our analysis motivates this hypothesis rather than confirming it.</w:t>
-      </w:r>
-    </w:p>
-    <w:p>
-      <w:r>
-        <w:t>The measurement implication is firmer and does not depend on the parameter values. A study reporting only MIC and a single killing endpoint cannot distinguish tolerance from persistence. Separating them requires two killing endpoints at different depths, MDK₉₉ and MDK₉₉.₉₉, measured at matched multiples of each strain's own MIC. Studies that dose all strains at a fixed absolute concentration measure under-dosing of resistant strains rather than any difference in their killing kinetics.</w:t>
-      </w:r>
-    </w:p>
-    <w:p>
-      <w:r>
-        <w:t>The methodological implication is firmest of all. A high R² is not evidence that a killing model is correct, and a fitted transition time from an over-parameterised biphasic law is not a measurement. Papers reporting either should also report an information criterion, a residual diagnostic and a profile likelihood.</w:t>
-      </w:r>
-    </w:p>
-    <w:p>
-      <w:pPr>
-        <w:pStyle w:val="Heading3"/>
-      </w:pPr>
-      <w:r>
-        <w:t>4.3 Limitations</w:t>
-      </w:r>
-    </w:p>
-    <w:p>
-      <w:r>
-        <w:rPr>
-          <w:b/>
-        </w:rPr>
-        <w:t>No experimental data.</w:t>
-      </w:r>
-      <w:r>
-        <w:t xml:space="preserve"> This is the principal limitation and it bounds everything else. Version 1 of this work presented a figure captioned as experimental data versus model fitting without identifying any dataset. That figure has been withdrawn. The present Figure 6 uses synthetic data with known ground truth, is stamped as such, and supports conclusions about the estimator and about identifiability only.</w:t>
-      </w:r>
-    </w:p>
-    <w:p>
-      <w:r>
-        <w:rPr>
-          <w:b/>
-        </w:rPr>
-        <w:t>Illustrative parameters.</w:t>
-      </w:r>
-      <w:r>
-        <w:t xml:space="preserve"> The Class B values of Section 2.6 reproduce documented qualitative behaviour but are not measurements. No quantitative species-level claim is made from them. Candidate datasets suitable for fitting, principally hollow-fibre infection model studies for both organisms, are catalogued in the accompanying data manifest, and fitting the model to them requires no change to the model code.</w:t>
-      </w:r>
-    </w:p>
-    <w:p>
-      <w:r>
-        <w:rPr>
-          <w:b/>
-        </w:rPr>
-        <w:t>Constant exposure.</w:t>
-      </w:r>
-      <w:r>
-        <w:t xml:space="preserve"> All simulations use a constant concentration. Real regimens produce fluctuating concentrations, and the relevant exposure metric may be the area under the curve relative to MIC, the peak relative to MIC or the time above MIC depending on drug class. Extending Equations 6a and 6b to time-varying C is straightforward and is the natural next step.</w:t>
-      </w:r>
-    </w:p>
-    <w:p>
-      <w:r>
-        <w:rPr>
-          <w:b/>
-        </w:rPr>
-        <w:t>Two compartments.</w:t>
-      </w:r>
-      <w:r>
-        <w:t xml:space="preserve"> Dormancy is a continuum rather than a binary state, and depth of dormancy varies [16]. A two-compartment model is the simplest structure that separates the three strategies; it is not proposed as a complete description.</w:t>
-      </w:r>
-    </w:p>
-    <w:p>
-      <w:r>
-        <w:rPr>
-          <w:b/>
-        </w:rPr>
-        <w:t>Deterministic.</w:t>
-      </w:r>
-      <w:r>
-        <w:t xml:space="preserve"> At the low copy numbers that determine sterilisation, extinction is a stochastic event and a deterministic model cannot give an extinction probability. A stochastic implementation is required for that question.</w:t>
-      </w:r>
-    </w:p>
-    <w:p>
-      <w:r>
-        <w:rPr>
-          <w:b/>
-        </w:rPr>
-        <w:t>Sensitivity ranges.</w:t>
-      </w:r>
-      <w:r>
-        <w:t xml:space="preserve"> The global analysis samples ±50% log-uniformly around illustrative values. Once parameters are estimated, it should be rerun over the posterior.</w:t>
-      </w:r>
-    </w:p>
-    <w:p>
-      <w:pPr>
-        <w:pStyle w:val="Heading3"/>
-      </w:pPr>
-      <w:r>
-        <w:t>4.4 Next steps</w:t>
-      </w:r>
-    </w:p>
-    <w:p>
-      <w:r>
-        <w:t>The binding constraint is data extraction rather than model development. In order: extract time-kill data from the identified hollow-fibre studies with a documented and versioned digitisation workflow; fit Equations 5 and 6 with a hold-out set designated before any fitting begins; recompute the global sensitivity analysis over the fitted posterior; and only then restate the species-level conclusions quantitatively. Extension to time-varying exposure and to a stochastic implementation follows.</w:t>
-      </w:r>
-    </w:p>
-    <w:p>
-      <w:pPr>
-        <w:pStyle w:val="Heading2"/>
-      </w:pPr>
-      <w:r>
-        <w:t>5. Conclusion</w:t>
-      </w:r>
-    </w:p>
-    <w:p>
-      <w:r>
-        <w:t>Resistance, tolerance and persistence are three different phenomena, and a model that writes all three as one exponential with a different constant cannot tell them apart. The closed-form biphasic killing law widely used to represent persistence fails in three further ways that we quantify here: it raises the modelled population by two to three log₁₀ at its transition, it converges to a floor at which sterilisation is impossible at any duration, and its transition time is not identifiable from time-kill data of realistic density.</w:t>
-      </w:r>
-    </w:p>
-    <w:p>
-      <w:r>
-        <w:t>A two-compartment model with a sigmoid concentration–response removes all three failures and separates the strategies onto orthogonal axes of quantities that laboratories already measure. Applied to that model, global sensitivity analysis identifies the rate at which dormant cells resume replication as the dominant determinant of sterilisation time for a slow-growing organism, a determinant the closed-form law cannot express.</w:t>
-      </w:r>
-    </w:p>
-    <w:p>
-      <w:r>
-        <w:t xml:space="preserve">This is a framework rather than a measurement. Its quantitative claims about </w:t>
-      </w:r>
-      <w:r>
-        <w:rPr>
-          <w:i/>
-        </w:rPr>
-        <w:t>M. tuberculosis</w:t>
-      </w:r>
-      <w:r>
-        <w:t xml:space="preserve"> and </w:t>
-      </w:r>
-      <w:r>
-        <w:rPr>
-          <w:i/>
-        </w:rPr>
-        <w:t>S. aureus</w:t>
-      </w:r>
-      <w:r>
-        <w:t xml:space="preserve"> await fitting to experimental time-kill data. What it establishes is which quantities must be measured, and what a model must contain before those measurements mean anything.</w:t>
-      </w:r>
-    </w:p>
-    <w:p>
-      <w:pPr>
-        <w:pStyle w:val="Heading2"/>
-      </w:pPr>
-      <w:r>
-        <w:t>Data and code availability</w:t>
-      </w:r>
-    </w:p>
-    <w:p>
-      <w:r>
-        <w:t xml:space="preserve">All code, intermediate tables, receipts and figure-generating scripts are in the accompanying repository. </w:t>
-      </w:r>
-      <w:r>
-        <w:rPr>
-          <w:rFonts w:ascii="Consolas" w:hAnsi="Consolas"/>
-          <w:sz w:val="18"/>
-        </w:rPr>
-        <w:t>python run_all.py</w:t>
-      </w:r>
-      <w:r>
-        <w:t xml:space="preserve"> regenerates every number and every figure reported here in approximately 110 seconds, with no network access. Each analysis stage writes a receipt recording library versions and run parameters. No experimental dataset is used or distributed; candidate datasets for the fitting stage are catalogued with digital object identifiers in </w:t>
-      </w:r>
-      <w:r>
-        <w:rPr>
-          <w:rFonts w:ascii="Consolas" w:hAnsi="Consolas"/>
-          <w:sz w:val="18"/>
-        </w:rPr>
-        <w:t>data/manifests/datasets.csv</w:t>
-      </w:r>
-      <w:r>
-        <w:t>.</w:t>
-      </w:r>
-    </w:p>
-    <w:p>
-      <w:pPr>
-        <w:pStyle w:val="Heading2"/>
-      </w:pPr>
-      <w:r>
-        <w:t>Author contributions</w:t>
-      </w:r>
-    </w:p>
-    <w:p>
-      <w:r>
-        <w:t>V.P. conceived the study, wrote the code, performed the analyses and wrote the manuscript.</w:t>
-      </w:r>
-    </w:p>
-    <w:p>
-      <w:pPr>
-        <w:pStyle w:val="Heading2"/>
-      </w:pPr>
-      <w:r>
-        <w:t>Competing interests</w:t>
-      </w:r>
-    </w:p>
-    <w:p>
-      <w:r>
-        <w:rPr>
-          <w:i/>
-        </w:rPr>
-        <w:t>To be completed by the author before submission.</w:t>
-      </w:r>
-    </w:p>
-    <w:p>
-      <w:pPr>
-        <w:pStyle w:val="Heading2"/>
-      </w:pPr>
-      <w:r>
-        <w:t>Acknowledgements</w:t>
-      </w:r>
-    </w:p>
-    <w:p>
-      <w:r>
-        <w:rPr>
-          <w:i/>
-        </w:rPr>
-        <w:t>To be completed by the author before submission.</w:t>
-      </w:r>
-    </w:p>
-    <w:p>
-      <w:pPr>
-        <w:pStyle w:val="Heading2"/>
-      </w:pPr>
-      <w:r>
-        <w:t>Figure legends</w:t>
+        <w:t>(`results/tables/fig06_mic_mdk.csv`, Figure 4)</w:t>
       </w:r>
     </w:p>
     <w:p>
@@ -3684,8 +3469,8 @@
       <w:r>
         <w:drawing>
           <wp:inline xmlns:a="http://schemas.openxmlformats.org/drawingml/2006/main" xmlns:pic="http://schemas.openxmlformats.org/drawingml/2006/picture">
-            <wp:extent cx="5852160" cy="5206243"/>
-            <wp:docPr id="1" name="Picture 1"/>
+            <wp:extent cx="5852160" cy="5033676"/>
+            <wp:docPr id="4" name="Picture 4"/>
             <wp:cNvGraphicFramePr>
               <a:graphicFrameLocks noChangeAspect="1"/>
             </wp:cNvGraphicFramePr>
@@ -3693,11 +3478,11 @@
               <a:graphicData uri="http://schemas.openxmlformats.org/drawingml/2006/picture">
                 <pic:pic>
                   <pic:nvPicPr>
-                    <pic:cNvPr id="0" name="fig01_growth_and_strategies.png"/>
+                    <pic:cNvPr id="0" name="Figure_4.png"/>
                     <pic:cNvPicPr/>
                   </pic:nvPicPr>
                   <pic:blipFill>
-                    <a:blip r:embed="rId9"/>
+                    <a:blip r:embed="rId12"/>
                     <a:stretch>
                       <a:fillRect/>
                     </a:stretch>
@@ -3705,7 +3490,7 @@
                   <pic:spPr>
                     <a:xfrm>
                       <a:off x="0" y="0"/>
-                      <a:ext cx="5852160" cy="5206243"/>
+                      <a:ext cx="5852160" cy="5033676"/>
                     </a:xfrm>
                     <a:prstGeom prst="rect"/>
                   </pic:spPr>
@@ -3722,30 +3507,46 @@
           <w:b/>
           <w:sz w:val="18"/>
         </w:rPr>
-        <w:t>Figure 1. Growth and the three survival strategies, printed equations and corrected equations.</w:t>
+        <w:t>Figure 4. Three strategies, three signatures.</w:t>
+      </w:r>
+      <w:r>
+        <w:rPr>
+          <w:sz w:val="18"/>
+        </w:rPr>
+        <w:t xml:space="preserve"> One parameter set with one mechanism changed at a time. (A) Concentration–response; markers give each variant's MIC. Resistance moves the MIC sixteen-fold; tolerance does not move it at all, because replication and killing scale together. (B) Time-kill at a single fixed dose of eight times the wild-type MIC, the clinically visible situation, in which the resistant variant grows. (C) The MIC–MDK₉₉ plane separates resistance from tolerance. (D) The MDK₉₉–MDK₉₉.₉₉ plane separates tolerance from persistence. In C and D each strain is exposed to eight times its own MIC. Illustrative parameters.</w:t>
       </w:r>
     </w:p>
     <w:p>
       <w:r>
-        <w:t xml:space="preserve">(A, B) Equations 1, 2a, 3a and 4a on the Class A parameters of Section 2.6, unchanged. The carrying capacity declared in Equation 1 appears in none of the survival laws, so the resistance curve for </w:t>
+        <w:t>Resistance moves the MIC sixteen-fold and leaves both killing endpoints untouched: adequately exposed, a resistant strain dies at the wild-type rate. Tolerance leaves the MIC exactly unchanged and multiplies MDK₉₉ by 3.99, recovering the imposed four-fold slowing. Persistence leaves the MIC and MDK₉₉ essentially unchanged, moving MDK₉₉ by only 10%, while raising MDK₉₉.₉₉ 2.3-fold.</w:t>
+      </w:r>
+    </w:p>
+    <w:p>
+      <w:r>
+        <w:t>Two consequences are practical. An isolate can be placed in this space from two standard laboratory measurements, so the distinction is operational rather than verbal. And a study that reports only MIC and a single killing endpoint at a fixed dose cannot separate tolerance from persistence, because both raise the deep endpoint; the two are separated only by whether the bulk endpoint moves with it.</w:t>
+      </w:r>
+    </w:p>
+    <w:p>
+      <w:pPr>
+        <w:pStyle w:val="Heading3"/>
+      </w:pPr>
+      <w:r>
+        <w:t>3.7 Resuscitation rate, not persister killing, governs sterilisation time</w:t>
+      </w:r>
+    </w:p>
+    <w:p>
+      <w:r>
+        <w:t>Applied to Equation 4a, one-at-a-time sensitivity analysis returns a ranking that is an algebraic identity rather than a result. For any t &gt; t_c the second branch of Equation 4a contains k_slow and f and nothing else, so k_fast and k_T have elasticities of exactly zero on any endpoint evaluated after the transition, and k_slow necessarily ranks first (</w:t>
       </w:r>
       <w:r>
         <w:rPr>
-          <w:i/>
+          <w:rFonts w:ascii="Consolas" w:hAnsi="Consolas"/>
+          <w:sz w:val="18"/>
         </w:rPr>
-        <w:t>S. aureus</w:t>
-      </w:r>
-      <w:r>
-        <w:t xml:space="preserve"> passes 10⁵⁷ CFU/mL by 240 h, exceeding the estimated prokaryotic population of Earth by twenty-six orders of magnitude. The vertical rise in the persistence curve is the discontinuity of Section 3.1. (C, D) The same scenarios with the carrying capacity applied to every strategy and Equation 4a replaced by the biexponential. Note that under the corrected tolerance equation the </w:t>
-      </w:r>
-      <w:r>
-        <w:rPr>
-          <w:i/>
-        </w:rPr>
-        <w:t>S. aureus</w:t>
-      </w:r>
-      <w:r>
-        <w:t xml:space="preserve"> population grows, because its replication rate exceeds its tolerance kill rate.</w:t>
+        <w:t>results/tables/analytic_elasticities.csv</w:t>
+      </w:r>
+      <w:r>
+        <w:t>; Figure 5A). This ranking would be unchanged for any parameter values and any organism, and therefore cannot support a biological conclusion.</w:t>
       </w:r>
     </w:p>
     <w:p>
@@ -3755,8 +3556,8 @@
       <w:r>
         <w:drawing>
           <wp:inline xmlns:a="http://schemas.openxmlformats.org/drawingml/2006/main" xmlns:pic="http://schemas.openxmlformats.org/drawingml/2006/picture">
-            <wp:extent cx="5852160" cy="5074544"/>
-            <wp:docPr id="2" name="Picture 2"/>
+            <wp:extent cx="5852160" cy="5536986"/>
+            <wp:docPr id="5" name="Picture 5"/>
             <wp:cNvGraphicFramePr>
               <a:graphicFrameLocks noChangeAspect="1"/>
             </wp:cNvGraphicFramePr>
@@ -3764,11 +3565,11 @@
               <a:graphicData uri="http://schemas.openxmlformats.org/drawingml/2006/picture">
                 <pic:pic>
                   <pic:nvPicPr>
-                    <pic:cNvPr id="0" name="fig02_biphasic_killing.png"/>
+                    <pic:cNvPr id="0" name="Figure_5.png"/>
                     <pic:cNvPicPr/>
                   </pic:nvPicPr>
                   <pic:blipFill>
-                    <a:blip r:embed="rId10"/>
+                    <a:blip r:embed="rId13"/>
                     <a:stretch>
                       <a:fillRect/>
                     </a:stretch>
@@ -3776,7 +3577,7 @@
                   <pic:spPr>
                     <a:xfrm>
                       <a:off x="0" y="0"/>
-                      <a:ext cx="5852160" cy="5074544"/>
+                      <a:ext cx="5852160" cy="5536986"/>
                     </a:xfrm>
                     <a:prstGeom prst="rect"/>
                   </pic:spPr>
@@ -3793,30 +3594,107 @@
           <w:b/>
           <w:sz w:val="18"/>
         </w:rPr>
-        <w:t>Figure 2. The closed-form biphasic law and its two corrections, all on the same parameters.</w:t>
+        <w:t>Figure 5. Sensitivity analysis: method and model varied independently.</w:t>
+      </w:r>
+      <w:r>
+        <w:rPr>
+          <w:sz w:val="18"/>
+        </w:rPr>
+        <w:t xml:space="preserve"> (A) One-at-a-time analysis at ±10% applied to Equation 4a. The elasticities of k_fast and k_T are exactly zero because neither appears in the branch that governs the endpoint. (B) The same analysis on the state-structured model, where every parameter acts at every time. (C, D) First-order and total-order Sobol indices for time to sterilisation, 4,608 model evaluations per species. (E) Share of outcome variance arising from parameter interactions. Where these bars are tall, one-at-a-time analysis is the wrong instrument.</w:t>
       </w:r>
     </w:p>
     <w:p>
       <w:r>
-        <w:t xml:space="preserve">(A, B) Equation 4a against the continuous piecewise and biexponential replacements. The arrow marks the upward jump at t_c: 3.47 log₁₀ for </w:t>
+        <w:t xml:space="preserve">Run on the state-structured model, where every parameter acts at every time, the answer is different. For the slow grower, the first-order Sobol index for k_PS, the rate at which dormant cells resume replication, is </w:t>
       </w:r>
       <w:r>
         <w:rPr>
-          <w:i/>
+          <w:b/>
         </w:rPr>
-        <w:t>M. tuberculosis</w:t>
-      </w:r>
-      <w:r>
-        <w:t xml:space="preserve">, 2.61 log₁₀ for </w:t>
+        <w:t>0.873</w:t>
+      </w:r>
+      <w:r>
+        <w:t xml:space="preserve">, with a total-order index of </w:t>
       </w:r>
       <w:r>
         <w:rPr>
-          <w:i/>
+          <w:b/>
         </w:rPr>
-        <w:t>S. aureus</w:t>
-      </w:r>
-      <w:r>
-        <w:t>. (C) Detail of the transition region. At t_c the second branch of Equation 4a evaluates to exactly N₀ for any amount of first-phase killing. (D) The transition time is fixed by the other three parameters through Equation 4c. Crosses mark the values asserted in version 1; neither lies on its own curve.</w:t>
+        <w:t>0.897</w:t>
+      </w:r>
+      <w:r>
+        <w:t xml:space="preserve"> (</w:t>
+      </w:r>
+      <w:r>
+        <w:rPr>
+          <w:rFonts w:ascii="Consolas" w:hAnsi="Consolas"/>
+          <w:sz w:val="18"/>
+        </w:rPr>
+        <w:t>results/tables/sensitivity_sobol.csv</w:t>
+      </w:r>
+      <w:r>
+        <w:t>, Figure 5C). No other parameter reaches a total-order index of 0.07. Varying k_PS over the ±50% range shifts time to sterilisation from 380 h at baseline to 1,995 h at one tenth of baseline and 50 h at ten times baseline, a span of forty-fold.</w:t>
+      </w:r>
+    </w:p>
+    <w:p>
+      <w:r>
+        <w:t>The mechanism is the one identified in Section 3.5. A dormant cell is hard to kill; a dormant cell that resumes replication is not. Anything that increases the rate of resuscitation moves cells from a refractory compartment into a susceptible one, and the drug does the rest. This places resuscitation, rather than direct killing of persisters, at the centre of regimen shortening for slow-growing organisms, and it is a statement about a drug target that Equation 4a is structurally incapable of making.</w:t>
+      </w:r>
+    </w:p>
+    <w:p>
+      <w:r>
+        <w:t xml:space="preserve">For the fast grower the picture differs in kind, not just in detail. The dominant parameters are E_max,S and r, and </w:t>
+      </w:r>
+      <w:r>
+        <w:rPr>
+          <w:b/>
+        </w:rPr>
+        <w:t>61% of the variance in time to sterilisation arises from parameter interactions</w:t>
+      </w:r>
+      <w:r>
+        <w:t xml:space="preserve"> rather than from parameters acting alone; for the log₁₀ reduction at 240 h the interaction share reaches 96% (</w:t>
+      </w:r>
+      <w:r>
+        <w:rPr>
+          <w:rFonts w:ascii="Consolas" w:hAnsi="Consolas"/>
+          <w:sz w:val="18"/>
+        </w:rPr>
+        <w:t>results/tables/sensitivity_interaction_fraction.csv</w:t>
+      </w:r>
+      <w:r>
+        <w:t>, Figure 5E). Where the interaction share is that high, no one-at-a-time analysis of that organism can be trusted regardless of how carefully it is conducted.</w:t>
+      </w:r>
+    </w:p>
+    <w:p>
+      <w:pPr>
+        <w:pStyle w:val="Heading3"/>
+      </w:pPr>
+      <w:r>
+        <w:t>3.8 The coefficient of determination cannot distinguish these models</w:t>
+      </w:r>
+    </w:p>
+    <w:p>
+      <w:r>
+        <w:t xml:space="preserve">Three further statistical claims from version 1 fail the same way, and are examined in Figure S1. Fitting Equation 4a and Equation 4b to the same synthetic time-kill data at four sampling designs produces R² above 0.9 for both models in three of the four designs, with a maximum difference between the two models of 0.098. Over the same fits the corrected Akaike information criterion differs by up to </w:t>
+      </w:r>
+      <w:r>
+        <w:rPr>
+          <w:b/>
+        </w:rPr>
+        <w:t>84 units</w:t>
+      </w:r>
+      <w:r>
+        <w:t>, always favouring the biexponential (</w:t>
+      </w:r>
+      <w:r>
+        <w:rPr>
+          <w:rFonts w:ascii="Consolas" w:hAnsi="Consolas"/>
+          <w:sz w:val="18"/>
+        </w:rPr>
+        <w:t>results/tables/r2_vs_aicc_discrimination.csv</w:t>
+      </w:r>
+      <w:r>
+        <w:t>, Figure 6C).</w:t>
       </w:r>
     </w:p>
     <w:p>
@@ -3827,7 +3705,7 @@
         <w:drawing>
           <wp:inline xmlns:a="http://schemas.openxmlformats.org/drawingml/2006/main" xmlns:pic="http://schemas.openxmlformats.org/drawingml/2006/picture">
             <wp:extent cx="5852160" cy="5935206"/>
-            <wp:docPr id="3" name="Picture 3"/>
+            <wp:docPr id="6" name="Picture 6"/>
             <wp:cNvGraphicFramePr>
               <a:graphicFrameLocks noChangeAspect="1"/>
             </wp:cNvGraphicFramePr>
@@ -3835,11 +3713,11 @@
               <a:graphicData uri="http://schemas.openxmlformats.org/drawingml/2006/picture">
                 <pic:pic>
                   <pic:nvPicPr>
-                    <pic:cNvPr id="0" name="fig03_model_fitting.png"/>
+                    <pic:cNvPr id="0" name="Figure_6.png"/>
                     <pic:cNvPicPr/>
                   </pic:nvPicPr>
                   <pic:blipFill>
-                    <a:blip r:embed="rId11"/>
+                    <a:blip r:embed="rId14"/>
                     <a:stretch>
                       <a:fillRect/>
                     </a:stretch>
@@ -3864,171 +3742,13 @@
           <w:b/>
           <w:sz w:val="18"/>
         </w:rPr>
-        <w:t>Figure 3. Sensitivity analysis: method and model varied independently.</w:t>
-      </w:r>
-    </w:p>
-    <w:p>
-      <w:r>
-        <w:t>(A) One-at-a-time analysis at ±10% applied to Equation 4a. The elasticities of k_fast and k_T are exactly zero because neither appears in the branch that governs the endpoint. (B) The same analysis on the state-structured model, where every parameter acts at every time. (C, D) First-order and total-order Sobol indices for time to sterilisation, 4,608 model evaluations per species. (E) Share of outcome variance arising from parameter interactions. Where these bars are tall, one-at-a-time analysis is the wrong instrument.</w:t>
-      </w:r>
-    </w:p>
-    <w:p>
-      <w:pPr>
-        <w:jc w:val="center"/>
-      </w:pPr>
-      <w:r>
-        <w:drawing>
-          <wp:inline xmlns:a="http://schemas.openxmlformats.org/drawingml/2006/main" xmlns:pic="http://schemas.openxmlformats.org/drawingml/2006/picture">
-            <wp:extent cx="5852160" cy="5536986"/>
-            <wp:docPr id="4" name="Picture 4"/>
-            <wp:cNvGraphicFramePr>
-              <a:graphicFrameLocks noChangeAspect="1"/>
-            </wp:cNvGraphicFramePr>
-            <a:graphic>
-              <a:graphicData uri="http://schemas.openxmlformats.org/drawingml/2006/picture">
-                <pic:pic>
-                  <pic:nvPicPr>
-                    <pic:cNvPr id="0" name="fig04_sensitivity.png"/>
-                    <pic:cNvPicPr/>
-                  </pic:nvPicPr>
-                  <pic:blipFill>
-                    <a:blip r:embed="rId12"/>
-                    <a:stretch>
-                      <a:fillRect/>
-                    </a:stretch>
-                  </pic:blipFill>
-                  <pic:spPr>
-                    <a:xfrm>
-                      <a:off x="0" y="0"/>
-                      <a:ext cx="5852160" cy="5536986"/>
-                    </a:xfrm>
-                    <a:prstGeom prst="rect"/>
-                  </pic:spPr>
-                </pic:pic>
-              </a:graphicData>
-            </a:graphic>
-          </wp:inline>
-        </w:drawing>
-      </w:r>
-    </w:p>
-    <w:p>
+        <w:t>Figure 6. Fitting, model comparison and identifiability.</w:t>
+      </w:r>
       <w:r>
         <w:rPr>
-          <w:b/>
           <w:sz w:val="18"/>
         </w:rPr>
-        <w:t>Figure 4. The state-structured model.</w:t>
-      </w:r>
-    </w:p>
-    <w:p>
-      <w:r>
-        <w:t>(A, B) Replicating, dormant and total populations at four times MIC. Biphasic killing emerges from the compartment structure; the model contains no transition time, and the curvature maximum is a derived observable. Sterilisation occurs in finite time. (C) Net growth rate against concentration, with the MIC of each species marked. Equations 2a to 4a contain no concentration term and cannot produce this panel. (D) Time to sterilisation against the resuscitation rate. Illustrative parameters.</w:t>
-      </w:r>
-    </w:p>
-    <w:p>
-      <w:pPr>
-        <w:jc w:val="center"/>
-      </w:pPr>
-      <w:r>
-        <w:drawing>
-          <wp:inline xmlns:a="http://schemas.openxmlformats.org/drawingml/2006/main" xmlns:pic="http://schemas.openxmlformats.org/drawingml/2006/picture">
-            <wp:extent cx="5852160" cy="4978237"/>
-            <wp:docPr id="5" name="Picture 5"/>
-            <wp:cNvGraphicFramePr>
-              <a:graphicFrameLocks noChangeAspect="1"/>
-            </wp:cNvGraphicFramePr>
-            <a:graphic>
-              <a:graphicData uri="http://schemas.openxmlformats.org/drawingml/2006/picture">
-                <pic:pic>
-                  <pic:nvPicPr>
-                    <pic:cNvPr id="0" name="fig05_mechanistic_model.png"/>
-                    <pic:cNvPicPr/>
-                  </pic:nvPicPr>
-                  <pic:blipFill>
-                    <a:blip r:embed="rId13"/>
-                    <a:stretch>
-                      <a:fillRect/>
-                    </a:stretch>
-                  </pic:blipFill>
-                  <pic:spPr>
-                    <a:xfrm>
-                      <a:off x="0" y="0"/>
-                      <a:ext cx="5852160" cy="4978237"/>
-                    </a:xfrm>
-                    <a:prstGeom prst="rect"/>
-                  </pic:spPr>
-                </pic:pic>
-              </a:graphicData>
-            </a:graphic>
-          </wp:inline>
-        </w:drawing>
-      </w:r>
-    </w:p>
-    <w:p>
-      <w:r>
-        <w:rPr>
-          <w:b/>
-          <w:sz w:val="18"/>
-        </w:rPr>
-        <w:t>Figure 5. Three strategies, three signatures.</w:t>
-      </w:r>
-    </w:p>
-    <w:p>
-      <w:r>
-        <w:t>One parameter set with one mechanism changed at a time. (A) Concentration–response; markers give each variant's MIC. Resistance moves the MIC sixteen-fold; tolerance does not move it at all, because replication and killing scale together. (B) Time-kill at a single fixed dose of eight times the wild-type MIC, the clinically visible situation, in which the resistant variant grows. (C) The MIC–MDK₉₉ plane separates resistance from tolerance. (D) The MDK₉₉–MDK₉₉.₉₉ plane separates tolerance from persistence. In C and D each strain is exposed to eight times its own MIC. Illustrative parameters.</w:t>
-      </w:r>
-    </w:p>
-    <w:p>
-      <w:pPr>
-        <w:jc w:val="center"/>
-      </w:pPr>
-      <w:r>
-        <w:drawing>
-          <wp:inline xmlns:a="http://schemas.openxmlformats.org/drawingml/2006/main" xmlns:pic="http://schemas.openxmlformats.org/drawingml/2006/picture">
-            <wp:extent cx="5852160" cy="5033676"/>
-            <wp:docPr id="6" name="Picture 6"/>
-            <wp:cNvGraphicFramePr>
-              <a:graphicFrameLocks noChangeAspect="1"/>
-            </wp:cNvGraphicFramePr>
-            <a:graphic>
-              <a:graphicData uri="http://schemas.openxmlformats.org/drawingml/2006/picture">
-                <pic:pic>
-                  <pic:nvPicPr>
-                    <pic:cNvPr id="0" name="fig06_mic_mdk_plane.png"/>
-                    <pic:cNvPicPr/>
-                  </pic:nvPicPr>
-                  <pic:blipFill>
-                    <a:blip r:embed="rId14"/>
-                    <a:stretch>
-                      <a:fillRect/>
-                    </a:stretch>
-                  </pic:blipFill>
-                  <pic:spPr>
-                    <a:xfrm>
-                      <a:off x="0" y="0"/>
-                      <a:ext cx="5852160" cy="5033676"/>
-                    </a:xfrm>
-                    <a:prstGeom prst="rect"/>
-                  </pic:spPr>
-                </pic:pic>
-              </a:graphicData>
-            </a:graphic>
-          </wp:inline>
-        </w:drawing>
-      </w:r>
-    </w:p>
-    <w:p>
-      <w:r>
-        <w:rPr>
-          <w:b/>
-          <w:sz w:val="18"/>
-        </w:rPr>
-        <w:t>Figure 6. Fitting, model comparison and identifiability.</w:t>
-      </w:r>
-    </w:p>
-    <w:p>
-      <w:r>
-        <w:t>Synthetic data with known ground truth; no experimental dataset exists for this work. (A, B) Both models track the data closely. (C, D) Residuals and runs-test statistics. (E, F) Profile likelihood. The 95% interval for the transition time of Equation 4a reaches the edge of the searched range in every design; the slow rate of the biexponential is identifiable for the slow grower.</w:t>
+        <w:t xml:space="preserve"> Synthetic data with known ground truth; no experimental dataset exists for this work. (A, B) Both models track the data closely. (C, D) Residuals and runs-test statistics. (E, F) Profile likelihood. The 95% interval for the transition time of Equation 4a reaches the edge of the searched range in every design; the slow rate of the biexponential is identifiable for the slow grower.</w:t>
       </w:r>
     </w:p>
     <w:p>
@@ -4047,7 +3767,7 @@
               <a:graphicData uri="http://schemas.openxmlformats.org/drawingml/2006/picture">
                 <pic:pic>
                   <pic:nvPicPr>
-                    <pic:cNvPr id="0" name="fig07_supplementary_diagnostics.png"/>
+                    <pic:cNvPr id="0" name="Figure_S1.png"/>
                     <pic:cNvPicPr/>
                   </pic:nvPicPr>
                   <pic:blipFill>
@@ -4078,10 +3798,314 @@
         </w:rPr>
         <w:t>Figure S1. Three statistical claims checked.</w:t>
       </w:r>
+      <w:r>
+        <w:rPr>
+          <w:sz w:val="18"/>
+        </w:rPr>
+        <w:t xml:space="preserve"> (A) The two-sample Kolmogorov–Smirnov p-value computed between two deterministic curves falls by more than 170 orders of magnitude as the simulation grid is refined, while the test statistic moves by 0.04. The test has no inferential content when applied to deterministic curves. (B) Euler integration error against the exact solution, which is what a comparison between Euler and a closed-form expression measures. (C) R² for both models against the frequently reported 0.9 threshold, annotated with the corrected Akaike information criterion difference.</w:t>
+      </w:r>
     </w:p>
     <w:p>
       <w:r>
-        <w:t>(A) The two-sample Kolmogorov–Smirnov p-value computed between two deterministic curves falls by more than 170 orders of magnitude as the simulation grid is refined, while the test statistic moves by 0.04. The test has no inferential content when applied to deterministic curves. (B) Euler integration error against the exact solution, which is what a comparison between Euler and a closed-form expression measures. (C) R² for both models against the frequently reported 0.9 threshold, annotated with the corrected Akaike information criterion difference.</w:t>
+        <w:t>R² is close to one for almost any decreasing function fitted to a monotone decaying curve, because the total sum of squares is dominated by the spread of the data across orders of magnitude. It is therefore compatible with a model that raises the population by three log₁₀ at its transition. It should not be used to select between candidate killing models, and a reported R² above 0.9 provides no evidence that a persistence model is correct.</w:t>
+      </w:r>
+    </w:p>
+    <w:p>
+      <w:r>
+        <w:t xml:space="preserve">Profile likelihood on the same fits shows that the transition time of Equation 4a is not identifiable. Its 95% likelihood interval reaches the edge of the searched range in </w:t>
+      </w:r>
+      <w:r>
+        <w:rPr>
+          <w:b/>
+        </w:rPr>
+        <w:t>four of four designs</w:t>
+      </w:r>
+      <w:r>
+        <w:t>, including the two dense designs, and the point estimate lies on the optimiser bound in three of them (</w:t>
+      </w:r>
+      <w:r>
+        <w:rPr>
+          <w:rFonts w:ascii="Consolas" w:hAnsi="Consolas"/>
+          <w:sz w:val="18"/>
+        </w:rPr>
+        <w:t>results/tables/profile_tc.csv</w:t>
+      </w:r>
+      <w:r>
+        <w:t>, Figure 6E and 6F). The Jacobian condition number at the optimum reaches 5 × 10¹⁷ for Equation 4a against approximately 5 × 10² for Equation 4b, a difference of fifteen orders of magnitude that indicates a rank-deficient design matrix rather than a difficult optimisation.</w:t>
+      </w:r>
+    </w:p>
+    <w:p>
+      <w:r>
+        <w:t>A reported value of t_c from a fit of Equation 4a therefore carries no information about the organism. It records where the optimiser stopped.</w:t>
+      </w:r>
+    </w:p>
+    <w:p>
+      <w:pPr>
+        <w:pStyle w:val="Heading2"/>
+      </w:pPr>
+      <w:r>
+        <w:t>4. Discussion</w:t>
+      </w:r>
+    </w:p>
+    <w:p>
+      <w:pPr>
+        <w:pStyle w:val="Heading3"/>
+      </w:pPr>
+      <w:r>
+        <w:t>4.1 What this work establishes</w:t>
+      </w:r>
+    </w:p>
+    <w:p>
+      <w:r>
+        <w:t>Three results are independent of any parameter choice, because they are properties of the equations. The closed-form biphasic killing law increases the population at its transition and converges to an immortal floor. Its transition time is determined by its other three parameters and, in practice, is not estimable from time-kill data of realistic density. And a model in which resistance, tolerance and persistence are one exponential with three different rate constants cannot distinguish them, because it contains no quantity that differs between them.</w:t>
+      </w:r>
+    </w:p>
+    <w:p>
+      <w:r>
+        <w:t>One result depends on the model structure but not on the specific parameter values: given a two-compartment model with a concentration–response, the three strategies separate onto orthogonal axes of measurable quantities, and an isolate can be placed in that space from measurements laboratories already make.</w:t>
+      </w:r>
+    </w:p>
+    <w:p>
+      <w:r>
+        <w:t>One result depends on the illustrative parameters and is therefore provisional: the dominance of the resuscitation rate in setting time to sterilisation for the slow grower. Its mechanism is robust, in that any model with a refractory compartment and a susceptible compartment will show that moving cells between them changes clearance time. Its magnitude is not established and awaits fitting to data.</w:t>
+      </w:r>
+    </w:p>
+    <w:p>
+      <w:pPr>
+        <w:pStyle w:val="Heading3"/>
+      </w:pPr>
+      <w:r>
+        <w:t>4.2 Implications, stated at the strength the evidence supports</w:t>
+      </w:r>
+    </w:p>
+    <w:p>
+      <w:r>
+        <w:t>If the dominance of resuscitation survives fitting to real time-kill data, it has a direct therapeutic reading: for slow-growing organisms, agents that drive dormant cells back into replication would shorten therapy more effectively than agents that kill dormant cells directly. This is consistent with the interest in resuscitation-promoting approaches and with the observation that treatment duration for tuberculosis is set by a small, slowly cleared subpopulation rather than by the bulk [7,8,9]. We emphasise that our analysis motivates this hypothesis rather than confirming it.</w:t>
+      </w:r>
+    </w:p>
+    <w:p>
+      <w:r>
+        <w:t>The measurement implication is firmer and does not depend on the parameter values. A study reporting only MIC and a single killing endpoint cannot distinguish tolerance from persistence. Separating them requires two killing endpoints at different depths, MDK₉₉ and MDK₉₉.₉₉, measured at matched multiples of each strain's own MIC. Studies that dose all strains at a fixed absolute concentration measure under-dosing of resistant strains rather than any difference in their killing kinetics.</w:t>
+      </w:r>
+    </w:p>
+    <w:p>
+      <w:r>
+        <w:t>The methodological implication is firmest of all. A high R² is not evidence that a killing model is correct, and a fitted transition time from an over-parameterised biphasic law is not a measurement. Papers reporting either should also report an information criterion, a residual diagnostic and a profile likelihood.</w:t>
+      </w:r>
+    </w:p>
+    <w:p>
+      <w:pPr>
+        <w:pStyle w:val="Heading3"/>
+      </w:pPr>
+      <w:r>
+        <w:t>4.3 Limitations</w:t>
+      </w:r>
+    </w:p>
+    <w:p>
+      <w:r>
+        <w:rPr>
+          <w:b/>
+        </w:rPr>
+        <w:t>No experimental data.</w:t>
+      </w:r>
+      <w:r>
+        <w:t xml:space="preserve"> This is the principal limitation and it bounds everything else. Version 1 of this work presented a figure captioned as experimental data versus model fitting without identifying any dataset. That figure has been withdrawn. The present Figure 6 uses synthetic data with known ground truth, is stamped as such, and supports conclusions about the estimator and about identifiability only.</w:t>
+      </w:r>
+    </w:p>
+    <w:p>
+      <w:r>
+        <w:rPr>
+          <w:b/>
+        </w:rPr>
+        <w:t>Illustrative parameters.</w:t>
+      </w:r>
+      <w:r>
+        <w:t xml:space="preserve"> The Class B values of Section 2.6 reproduce documented qualitative behaviour but are not measurements. No quantitative species-level claim is made from them. Candidate datasets suitable for fitting, principally hollow-fibre infection model studies for both organisms, are catalogued in the accompanying data manifest, and fitting the model to them requires no change to the model code.</w:t>
+      </w:r>
+    </w:p>
+    <w:p>
+      <w:r>
+        <w:rPr>
+          <w:b/>
+        </w:rPr>
+        <w:t>Constant exposure.</w:t>
+      </w:r>
+      <w:r>
+        <w:t xml:space="preserve"> All simulations use a constant concentration. Real regimens produce fluctuating concentrations, and the relevant exposure metric may be the area under the curve relative to MIC, the peak relative to MIC or the time above MIC depending on drug class. Extending Equations 6a and 6b to time-varying C is straightforward and is the natural next step.</w:t>
+      </w:r>
+    </w:p>
+    <w:p>
+      <w:r>
+        <w:rPr>
+          <w:b/>
+        </w:rPr>
+        <w:t>Two compartments.</w:t>
+      </w:r>
+      <w:r>
+        <w:t xml:space="preserve"> Dormancy is a continuum rather than a binary state, and depth of dormancy varies [16]. A two-compartment model is the simplest structure that separates the three strategies; it is not proposed as a complete description.</w:t>
+      </w:r>
+    </w:p>
+    <w:p>
+      <w:r>
+        <w:rPr>
+          <w:b/>
+        </w:rPr>
+        <w:t>Deterministic.</w:t>
+      </w:r>
+      <w:r>
+        <w:t xml:space="preserve"> At the low copy numbers that determine sterilisation, extinction is a stochastic event and a deterministic model cannot give an extinction probability. A stochastic implementation is required for that question.</w:t>
+      </w:r>
+    </w:p>
+    <w:p>
+      <w:r>
+        <w:rPr>
+          <w:b/>
+        </w:rPr>
+        <w:t>Sensitivity ranges.</w:t>
+      </w:r>
+      <w:r>
+        <w:t xml:space="preserve"> The global analysis samples ±50% log-uniformly around illustrative values. Once parameters are estimated, it should be rerun over the posterior.</w:t>
+      </w:r>
+    </w:p>
+    <w:p>
+      <w:pPr>
+        <w:pStyle w:val="Heading3"/>
+      </w:pPr>
+      <w:r>
+        <w:t>4.4 Next steps</w:t>
+      </w:r>
+    </w:p>
+    <w:p>
+      <w:r>
+        <w:t>The binding constraint is data extraction rather than model development. In order: extract time-kill data from the identified hollow-fibre studies with a documented and versioned digitisation workflow; fit Equations 5 and 6 with a hold-out set designated before any fitting begins; recompute the global sensitivity analysis over the fitted posterior; and only then restate the species-level conclusions quantitatively. Extension to time-varying exposure and to a stochastic implementation follows.</w:t>
+      </w:r>
+    </w:p>
+    <w:p>
+      <w:pPr>
+        <w:pStyle w:val="Heading2"/>
+      </w:pPr>
+      <w:r>
+        <w:t>5. Conclusion</w:t>
+      </w:r>
+    </w:p>
+    <w:p>
+      <w:r>
+        <w:t>Resistance, tolerance and persistence are three different phenomena, and a model that writes all three as one exponential with a different constant cannot tell them apart. The closed-form biphasic killing law widely used to represent persistence fails in three further ways that we quantify here: it raises the modelled population by two to three log₁₀ at its transition, it converges to a floor at which sterilisation is impossible at any duration, and its transition time is not identifiable from time-kill data of realistic density.</w:t>
+      </w:r>
+    </w:p>
+    <w:p>
+      <w:r>
+        <w:t>A two-compartment model with a sigmoid concentration–response removes all three failures and separates the strategies onto orthogonal axes of quantities that laboratories already measure. Applied to that model, global sensitivity analysis identifies the rate at which dormant cells resume replication as the dominant determinant of sterilisation time for a slow-growing organism, a determinant the closed-form law cannot express.</w:t>
+      </w:r>
+    </w:p>
+    <w:p>
+      <w:r>
+        <w:t xml:space="preserve">This is a framework rather than a measurement. Its quantitative claims about </w:t>
+      </w:r>
+      <w:r>
+        <w:rPr>
+          <w:i/>
+        </w:rPr>
+        <w:t>M. tuberculosis</w:t>
+      </w:r>
+      <w:r>
+        <w:t xml:space="preserve"> and </w:t>
+      </w:r>
+      <w:r>
+        <w:rPr>
+          <w:i/>
+        </w:rPr>
+        <w:t>S. aureus</w:t>
+      </w:r>
+      <w:r>
+        <w:t xml:space="preserve"> await fitting to experimental time-kill data. What it establishes is which quantities must be measured, and what a model must contain before those measurements mean anything.</w:t>
+      </w:r>
+    </w:p>
+    <w:p>
+      <w:pPr>
+        <w:pStyle w:val="Heading2"/>
+      </w:pPr>
+      <w:r>
+        <w:t>Data and code availability</w:t>
+      </w:r>
+    </w:p>
+    <w:p>
+      <w:r>
+        <w:t xml:space="preserve">All code, intermediate tables, receipts and figure-generating scripts are openly available at </w:t>
+      </w:r>
+      <w:r>
+        <w:rPr>
+          <w:b/>
+        </w:rPr>
+        <w:t>https://github.com/piranfar/comparative_model_presistance</w:t>
+      </w:r>
+      <w:r>
+        <w:t xml:space="preserve"> (code under the MIT licence, documentation and figures under CC BY 4.0). </w:t>
+      </w:r>
+      <w:r>
+        <w:rPr>
+          <w:rFonts w:ascii="Consolas" w:hAnsi="Consolas"/>
+          <w:sz w:val="18"/>
+        </w:rPr>
+        <w:t>python run_all.py</w:t>
+      </w:r>
+      <w:r>
+        <w:t xml:space="preserve"> regenerates every number and every figure reported here in approximately 110 seconds, with no network access. Each analysis stage writes a receipt recording library versions and run parameters. No experimental dataset is used or distributed; candidate datasets for the fitting stage are catalogued with digital object identifiers in </w:t>
+      </w:r>
+      <w:r>
+        <w:rPr>
+          <w:rFonts w:ascii="Consolas" w:hAnsi="Consolas"/>
+          <w:sz w:val="18"/>
+        </w:rPr>
+        <w:t>data/manifests/datasets.csv</w:t>
+      </w:r>
+      <w:r>
+        <w:t>.</w:t>
+      </w:r>
+    </w:p>
+    <w:p>
+      <w:pPr>
+        <w:pStyle w:val="Heading2"/>
+      </w:pPr>
+      <w:r>
+        <w:t>Author contributions</w:t>
+      </w:r>
+    </w:p>
+    <w:p>
+      <w:r>
+        <w:t>V.P. conceived the study, wrote the code, performed the analyses and wrote the manuscript.</w:t>
+      </w:r>
+    </w:p>
+    <w:p>
+      <w:pPr>
+        <w:pStyle w:val="Heading2"/>
+      </w:pPr>
+      <w:r>
+        <w:t>Competing interests</w:t>
+      </w:r>
+    </w:p>
+    <w:p>
+      <w:r>
+        <w:rPr>
+          <w:i/>
+        </w:rPr>
+        <w:t>To be completed by the author before submission.</w:t>
+      </w:r>
+    </w:p>
+    <w:p>
+      <w:pPr>
+        <w:pStyle w:val="Heading2"/>
+      </w:pPr>
+      <w:r>
+        <w:t>Acknowledgements</w:t>
+      </w:r>
+    </w:p>
+    <w:p>
+      <w:r>
+        <w:rPr>
+          <w:i/>
+        </w:rPr>
+        <w:t>To be completed by the author before submission.</w:t>
       </w:r>
     </w:p>
     <w:p>

--- a/submission/biorxiv_v2/Piranfar_persistence_framework_bioRxiv_v2.docx
+++ b/submission/biorxiv_v2/Piranfar_persistence_framework_bioRxiv_v2.docx
@@ -19,16 +19,24 @@
       </w:r>
     </w:p>
     <w:p>
-      <w:r>
-        <w:rPr>
-          <w:i/>
-        </w:rPr>
-        <w:t>Affiliation to be completed before submission.</w:t>
+      <w:pPr>
+        <w:pStyle w:val="ListNumber"/>
+      </w:pPr>
+      <w:r>
+        <w:t>Independent Researcher, Jersey City, NJ, USA</w:t>
       </w:r>
     </w:p>
     <w:p>
-      <w:r>
-        <w:t>ORCID 0000-0003-3653-5739 · vahab.p@gmail.com</w:t>
+      <w:pPr>
+        <w:pStyle w:val="ListNumber"/>
+      </w:pPr>
+      <w:r>
+        <w:t>Farname Inc, Ontario, Canada</w:t>
+      </w:r>
+    </w:p>
+    <w:p>
+      <w:r>
+        <w:t>Corresponding author: Vahhab Piranfar, Independent Researcher, Jersey City, NJ, USA. ORCID 0000-0003-3653-5739 · vahab.p@gmail.com</w:t>
       </w:r>
     </w:p>
     <w:p>
@@ -38,10 +46,8 @@
         </w:rPr>
         <w:t>Revised manuscript, version 2.</w:t>
       </w:r>
-    </w:p>
-    <w:p>
-      <w:r>
-        <w:t>Supersedes bioRxiv 10.1101/2025.02.12.637810 (posted 14 February 2025).</w:t>
+      <w:r>
+        <w:t xml:space="preserve"> Supersedes bioRxiv 10.1101/2025.02.12.637810 (posted 14 February 2025).</w:t>
       </w:r>
     </w:p>
     <w:p>
@@ -54,12 +60,7 @@
     </w:p>
     <w:p>
       <w:r>
-        <w:t>This version corrects errors in version 1 that alter its conclusions. Readers of</w:t>
-      </w:r>
-    </w:p>
-    <w:p>
-      <w:r>
-        <w:t>version 1 should treat its quantitative results as withdrawn.</w:t>
+        <w:t>This version corrects errors in version 1 that alter its conclusions. Readers of version 1 should treat its quantitative results as withdrawn.</w:t>
       </w:r>
     </w:p>
     <w:p>
@@ -70,47 +71,7 @@
         <w:t>Mathematics.</w:t>
       </w:r>
       <w:r>
-        <w:t xml:space="preserve"> The biphasic killing law of version 1 (its Equation 4) is</w:t>
-      </w:r>
-    </w:p>
-    <w:p>
-      <w:r>
-        <w:t>discontinuous: at the transition time its second branch evaluates to exactly the</w:t>
-      </w:r>
-    </w:p>
-    <w:p>
-      <w:r>
-        <w:t>inoculum, so the modelled population rises by 2.6 to 3.5 log10 at the breakpoint.</w:t>
-      </w:r>
-    </w:p>
-    <w:p>
-      <w:r>
-        <w:t>It also converges to a permanent floor, making sterilisation impossible at any</w:t>
-      </w:r>
-    </w:p>
-    <w:p>
-      <w:r>
-        <w:t>duration. Its transition time is not an independent parameter and, on time-kill</w:t>
-      </w:r>
-    </w:p>
-    <w:p>
-      <w:r>
-        <w:t>data of realistic density, is not estimable at all. The resistance equation</w:t>
-      </w:r>
-    </w:p>
-    <w:p>
-      <w:r>
-        <w:t>omitted the carrying capacity declared alongside it and reached 10^57 CFU/mL by</w:t>
-      </w:r>
-    </w:p>
-    <w:p>
-      <w:r>
-        <w:t>day 10. The tolerance equation omitted replication, which reverses the sign of</w:t>
-      </w:r>
-    </w:p>
-    <w:p>
-      <w:r>
-        <w:t xml:space="preserve">its result for </w:t>
+        <w:t xml:space="preserve"> The biphasic killing law of version 1 (its Equation 4) is discontinuous: at the transition time its second branch evaluates to exactly the inoculum, so the modelled population rises by 2.6 to 3.5 log10 at the breakpoint. It also converges to a permanent floor, making sterilisation impossible at any duration. Its transition time is not an independent parameter and, on time-kill data of realistic density, is not estimable at all. The resistance equation omitted the carrying capacity declared alongside it and reached 10^57 CFU/mL by day 10. The tolerance equation omitted replication, which reverses the sign of its result for </w:t>
       </w:r>
       <w:r>
         <w:rPr>
@@ -119,12 +80,7 @@
         <w:t>S. aureus</w:t>
       </w:r>
       <w:r>
-        <w:t>: version 1 reported fifteen logs of killing where its</w:t>
-      </w:r>
-    </w:p>
-    <w:p>
-      <w:r>
-        <w:t>own parameters imply net growth.</w:t>
+        <w:t>: version 1 reported fifteen logs of killing where its own parameters imply net growth.</w:t>
       </w:r>
     </w:p>
     <w:p>
@@ -135,32 +91,7 @@
         <w:t>Withdrawn conclusions.</w:t>
       </w:r>
       <w:r>
-        <w:t xml:space="preserve"> Once the biphasic equation is made continuous, the two</w:t>
-      </w:r>
-    </w:p>
-    <w:p>
-      <w:r>
-        <w:t>species differ by 1.13-fold at 240 h under version 1's own parameters. The</w:t>
-      </w:r>
-    </w:p>
-    <w:p>
-      <w:r>
-        <w:t>comparative conclusion of version 1 was produced by the discontinuity and is</w:t>
-      </w:r>
-    </w:p>
-    <w:p>
-      <w:r>
-        <w:t>withdrawn. The reported persister fraction of 3.58% was an input, not a fit. The</w:t>
-      </w:r>
-    </w:p>
-    <w:p>
-      <w:r>
-        <w:t>abstract of version 1 compared two parameters drawn from different equations and</w:t>
-      </w:r>
-    </w:p>
-    <w:p>
-      <w:r>
-        <w:t>attached one species' transition time to the other.</w:t>
+        <w:t xml:space="preserve"> Once the biphasic equation is made continuous, the two species differ by 1.13-fold at 240 h under version 1's own parameters. The comparative conclusion of version 1 was produced by the discontinuity and is withdrawn. The reported persister fraction of 3.58% was an input, not a fit. The abstract of version 1 compared two parameters drawn from different equations and attached one species' transition time to the other.</w:t>
       </w:r>
     </w:p>
     <w:p>
@@ -171,32 +102,7 @@
         <w:t>Statistics.</w:t>
       </w:r>
       <w:r>
-        <w:t xml:space="preserve"> The Kolmogorov-Smirnov test of version 1 is removed: applied to</w:t>
-      </w:r>
-    </w:p>
-    <w:p>
-      <w:r>
-        <w:t>deterministic curves its p-value is set by the density of the simulation grid,</w:t>
-      </w:r>
-    </w:p>
-    <w:p>
-      <w:r>
-        <w:t>falling by more than 170 orders of magnitude as the grid is refined. The reported</w:t>
-      </w:r>
-    </w:p>
-    <w:p>
-      <w:r>
-        <w:t>R-squared above 0.9 is no longer used for model selection, because a structurally</w:t>
-      </w:r>
-    </w:p>
-    <w:p>
-      <w:r>
-        <w:t>broken model and its correct replacement both exceed it on the same data while</w:t>
-      </w:r>
-    </w:p>
-    <w:p>
-      <w:r>
-        <w:t>their corrected AIC differs by up to 84.</w:t>
+        <w:t xml:space="preserve"> The Kolmogorov-Smirnov test of version 1 is removed: applied to deterministic curves its p-value is set by the density of the simulation grid, falling by more than 170 orders of magnitude as the grid is refined. The reported R-squared above 0.9 is no longer used for model selection, because a structurally broken model and its correct replacement both exceed it on the same data while their corrected AIC differs by up to 84.</w:t>
       </w:r>
     </w:p>
     <w:p>
@@ -207,22 +113,7 @@
         <w:t>Version 1's experimental-data figure is withdrawn.</w:t>
       </w:r>
       <w:r>
-        <w:t xml:space="preserve"> It was captioned "experimental data vs.</w:t>
-      </w:r>
-    </w:p>
-    <w:p>
-      <w:r>
-        <w:t>model fitting". No dataset was named in version 1 and none exists. The</w:t>
-      </w:r>
-    </w:p>
-    <w:p>
-      <w:r>
-        <w:t>replacement figure in this version uses synthetic data with known ground truth,</w:t>
-      </w:r>
-    </w:p>
-    <w:p>
-      <w:r>
-        <w:t>is labelled as such, and supports conclusions about the estimator only.</w:t>
+        <w:t xml:space="preserve"> It was captioned "experimental data vs. model fitting". No dataset was named in version 1 and none exists. The replacement figure in this version uses synthetic data with known ground truth, is labelled as such, and supports conclusions about the estimator only.</w:t>
       </w:r>
     </w:p>
     <w:p>
@@ -233,27 +124,7 @@
         <w:t>Methods corrected.</w:t>
       </w:r>
       <w:r>
-        <w:t xml:space="preserve"> Version 1 stated that differential equations were solved</w:t>
-      </w:r>
-    </w:p>
-    <w:p>
-      <w:r>
-        <w:t>with LSODA and cross-validated with Euler integration. Every model in version 1</w:t>
-      </w:r>
-    </w:p>
-    <w:p>
-      <w:r>
-        <w:t>is a closed-form algebraic solution; nothing was integrated. That sentence is</w:t>
-      </w:r>
-    </w:p>
-    <w:p>
-      <w:r>
-        <w:t>removed. The present version does contain a genuine initial value problem and</w:t>
-      </w:r>
-    </w:p>
-    <w:p>
-      <w:r>
-        <w:t>states where.</w:t>
+        <w:t xml:space="preserve"> Version 1 stated that differential equations were solved with LSODA and cross-validated with Euler integration. Every model in version 1 is a closed-form algebraic solution; nothing was integrated. That sentence is removed. The present version does contain a genuine initial value problem, the state-structured model of Section 2.3, and names the solver used for it.</w:t>
       </w:r>
     </w:p>
     <w:p>
@@ -264,27 +135,7 @@
         <w:t>References.</w:t>
       </w:r>
       <w:r>
-        <w:t xml:space="preserve"> All thirty references of version 1 were checked against PubMed.</w:t>
-      </w:r>
-    </w:p>
-    <w:p>
-      <w:r>
-        <w:t>Seventeen verified, eleven required correction, and two could not be located and</w:t>
-      </w:r>
-    </w:p>
-    <w:p>
-      <w:r>
-        <w:t>are removed. Version 1's reference 3, the consensus definitions paper this work</w:t>
-      </w:r>
-    </w:p>
-    <w:p>
-      <w:r>
-        <w:t>depends on, was cited with the wrong title, the wrong issue and an author who is</w:t>
-      </w:r>
-    </w:p>
-    <w:p>
-      <w:r>
-        <w:t>not on it. The corrected list carries a PMID for every entry.</w:t>
+        <w:t xml:space="preserve"> All thirty references of version 1 were checked against PubMed. Seventeen verified, eleven required correction, and two could not be located and are removed. Version 1's reference 3, the consensus definitions paper this work depends on, was cited with the wrong title, the wrong issue and an author who is not on it. The corrected list carries a PMID for every entry.</w:t>
       </w:r>
     </w:p>
     <w:p>
@@ -295,42 +146,12 @@
         <w:t>What is added.</w:t>
       </w:r>
       <w:r>
-        <w:t xml:space="preserve"> A state-structured replacement model in which biphasic killing</w:t>
+        <w:t xml:space="preserve"> A state-structured replacement model in which biphasic killing emerges rather than being imposed, sterilisation time is finite, and the three survival strategies separate onto orthogonal measurable axes; a global sensitivity analysis; and an identifiability analysis of both the old and the new model. All code is public and regenerates every number in this version.</w:t>
       </w:r>
     </w:p>
     <w:p>
       <w:r>
-        <w:t>emerges rather than being imposed, sterilisation time is finite, and the three</w:t>
-      </w:r>
-    </w:p>
-    <w:p>
-      <w:r>
-        <w:t>survival strategies separate onto orthogonal measurable axes; a global</w:t>
-      </w:r>
-    </w:p>
-    <w:p>
-      <w:r>
-        <w:t>sensitivity analysis; and an identifiability analysis of both the old and the new</w:t>
-      </w:r>
-    </w:p>
-    <w:p>
-      <w:r>
-        <w:t>model. All code is public and regenerates every number in this version.</w:t>
-      </w:r>
-    </w:p>
-    <w:p>
-      <w:r>
-        <w:t>Every number in this version is produced by code in the accompanying repository</w:t>
-      </w:r>
-    </w:p>
-    <w:p>
-      <w:r>
-        <w:t>and can be regenerated with a single command. Numbers are cross-referenced to the</w:t>
-      </w:r>
-    </w:p>
-    <w:p>
-      <w:r>
-        <w:t>output file that contains them.</w:t>
+        <w:t>Every number in this version is produced by code in the accompanying repository and can be regenerated with a single command. Numbers are cross-referenced to the output file that contains them.</w:t>
       </w:r>
     </w:p>
     <w:p>
@@ -343,33 +164,25 @@
     </w:p>
     <w:p>
       <w:r>
-        <w:t>Resistance, tolerance and persistence are distinct bacterial survival strategies, but they are frequently modelled with the same mathematical object: a first-order exponential decay with a different rate constant. We show that this practice makes the three strategies formally indistinguishable, and we develop a state-structured pharmacodynamic model in which each has its own signature.</w:t>
-      </w:r>
-    </w:p>
-    <w:p>
-      <w:r>
-        <w:t>We first re-examined a widely used closed-form biphasic killing law of the form N(t) = N_d + (N₀ − N_d)e^(−k_slow(t−t_c)) for t ≥ t_c. This expression is not a decay law. At the transition time its second branch evaluates to exactly N₀ regardless of how much killing occurred beforehand, so the modelled population increases by 2.6 to 3.5 log₁₀ at the breakpoint, and it converges to a permanent floor at the dormant fraction, making sterilisation impossible at any duration. Its transition time is also not an independent parameter: in a two-subpopulation system t_c = ln((1−f)/f)/(k_fast − k_slow), and profile likelihood on simulated time-kill data of realistic design shows t_c to be unidentifiable in four of four sampling schemes.</w:t>
-      </w:r>
-    </w:p>
-    <w:p>
-      <w:r>
-        <w:t>We then replaced this law with a two-compartment model in which replicating and dormant subpopulations each carry a sigmoid concentration–response. Biphasic killing emerges from the compartment structure rather than being imposed by a breakpoint, sterilisation time is finite and computable, and the three survival strategies separate onto orthogonal axes of measurable quantities: resistance shifts the minimum inhibitory concentration at unchanged minimum duration for killing, tolerance multiplies the minimum duration for killing at unchanged minimum inhibitory concentration, and persistence lifts the deep killing endpoint while leaving both the minimum inhibitory concentration and the bulk killing endpoint unchanged.</w:t>
-      </w:r>
-    </w:p>
-    <w:p>
-      <w:r>
-        <w:t>Global variance-based sensitivity analysis of the replacement model identifies a determinant that the closed-form law cannot express. For the slow-growing organism, 87% of the first-order variance in time to sterilisation is carried by the rate at which dormant cells resume replication (total-order Sobol index 0.90), not by the rate at which dormant cells are killed. A dormant cell that resumes replication becomes susceptible, which places resuscitation, rather than direct killing of persisters, at the centre of regimen shortening.</w:t>
-      </w:r>
-    </w:p>
-    <w:p>
+        <w:t xml:space="preserve">Antibiotic resistance, tolerance, and persistence represent key bacterial survival strategies that impact treatment outcomes and global health. While </w:t>
+      </w:r>
       <w:r>
         <w:rPr>
-          <w:b/>
+          <w:i/>
         </w:rPr>
-        <w:t>This work is a modelling and methods contribution. It contains no experimental data.</w:t>
-      </w:r>
-      <w:r>
-        <w:t xml:space="preserve"> Parameter values are illustrative and were chosen to reproduce documented qualitative behaviour; they are not measurements, and no quantitative claim about either species should be drawn from them until the model is fitted to time-kill data. All code, intermediate tables and figure-generating scripts are provided.</w:t>
+        <w:t>Staphylococcus aureus</w:t>
+      </w:r>
+      <w:r>
+        <w:t xml:space="preserve"> is a rapidly growing pathogen associated with acute infections, </w:t>
+      </w:r>
+      <w:r>
+        <w:rPr>
+          <w:i/>
+        </w:rPr>
+        <w:t>Mycobacterium tuberculosis</w:t>
+      </w:r>
+      <w:r>
+        <w:t xml:space="preserve"> exhibits slow growth and chronic persistence, necessitating prolonged antibiotic regimens. In this study, we developed a state-structured pharmacodynamic model in which replicating and dormant subpopulations each carry their own concentration-response, so that the three strategies separate onto distinct measurable axes: resistance shifts the minimum inhibitory concentration, tolerance multiplies the minimum duration for killing, and persistence lifts the deep killing endpoint alone. Using global variance-based sensitivity analysis and profile likelihood, we identified which parameter governs the length of therapy and which parameters can be estimated at all from time-kill data. Our findings show that in the slow-growing organism 87% of the first-order variance in time to sterilisation is carried by the rate at which dormant cells resume replication, rather than by the rate at which dormant cells are killed, placing resuscitation at the centre of regimen shortening and identifying a class of intervention worth measuring. This version supersedes version 1, whose closed-form biphasic killing law is discontinuous and whose quantitative results are withdrawn and corrected here; the work is a modelling and methods contribution, contains no experimental data, and its parameter values are illustrative rather than measured.</w:t>
       </w:r>
     </w:p>
     <w:p>
@@ -4118,17 +3931,7 @@
     </w:p>
     <w:p>
       <w:r>
-        <w:t>All entries below were verified against PubMed records in September 2026. Every</w:t>
-      </w:r>
-    </w:p>
-    <w:p>
-      <w:r>
-        <w:t>entry carries a PMID. Thirteen entries from version 1 were removed or replaced;</w:t>
-      </w:r>
-    </w:p>
-    <w:p>
-      <w:r>
-        <w:t xml:space="preserve">see the note on version 2 above and </w:t>
+        <w:t xml:space="preserve">All entries below were verified against PubMed records in September 2026. Every entry carries a PMID. Thirteen entries from version 1 were removed or replaced; see the note on version 2 above and </w:t>
       </w:r>
       <w:r>
         <w:rPr>
@@ -4138,12 +3941,7 @@
         <w:t>docs/04_REFERENCE_VERIFICATION.md</w:t>
       </w:r>
       <w:r>
-        <w:t xml:space="preserve"> for the</w:t>
-      </w:r>
-    </w:p>
-    <w:p>
-      <w:r>
-        <w:t>full audit.</w:t>
+        <w:t xml:space="preserve"> for the full audit.</w:t>
       </w:r>
     </w:p>
     <w:p>
@@ -4282,12 +4080,7 @@
         <w:t>Candidate datasets named in Section 4.3 for the fitting stage.</w:t>
       </w:r>
       <w:r>
-        <w:t xml:space="preserve"> These are</w:t>
-      </w:r>
-    </w:p>
-    <w:p>
-      <w:r>
-        <w:t>cited as sources of data, not as support for any claim made here.</w:t>
+        <w:t xml:space="preserve"> These are cited as sources of data, not as support for any claim made here.</w:t>
       </w:r>
     </w:p>
     <w:p>

--- a/submission/biorxiv_v2/Piranfar_persistence_framework_bioRxiv_v2.docx
+++ b/submission/biorxiv_v2/Piranfar_persistence_framework_bioRxiv_v2.docx
@@ -20,18 +20,18 @@
     </w:p>
     <w:p>
       <w:pPr>
-        <w:pStyle w:val="ListNumber"/>
+        <w:ind w:left="504" w:hanging="504"/>
       </w:pPr>
       <w:r>
-        <w:t>Independent Researcher, Jersey City, NJ, USA</w:t>
+        <w:t>1. Independent Researcher, Jersey City, NJ, USA</w:t>
       </w:r>
     </w:p>
     <w:p>
       <w:pPr>
-        <w:pStyle w:val="ListNumber"/>
+        <w:ind w:left="504" w:hanging="504"/>
       </w:pPr>
       <w:r>
-        <w:t>Farname Inc, Ontario, Canada</w:t>
+        <w:t>2. Farname Inc, Ontario, Canada</w:t>
       </w:r>
     </w:p>
     <w:p>
@@ -135,7 +135,7 @@
         <w:t>References.</w:t>
       </w:r>
       <w:r>
-        <w:t xml:space="preserve"> All thirty references of version 1 were checked against PubMed. Seventeen verified, eleven required correction, and two could not be located and are removed. Version 1's reference 3, the consensus definitions paper this work depends on, was cited with the wrong title, the wrong issue and an author who is not on it. The corrected list carries a PMID for every entry.</w:t>
+        <w:t xml:space="preserve"> All thirty references of version 1 were checked against PubMed. Seventeen verified, eleven required correction, and two could not be located and are removed. Version 1's reference 3, the consensus definitions paper this work depends on, was cited with the wrong title, the wrong issue and an author who is not on it. Every entry in the corrected list that is indexed in PubMed carries its PMID; the one entry that is not indexed, a World Health Organization report, carries its ISBN.</w:t>
       </w:r>
     </w:p>
     <w:p>
@@ -1530,8 +1530,11 @@
     </w:p>
     <w:p>
       <w:pPr>
-        <w:pStyle w:val="ListNumber"/>
+        <w:ind w:left="504" w:hanging="504"/>
       </w:pPr>
+      <w:r>
+        <w:t xml:space="preserve">1. </w:t>
+      </w:r>
       <w:r>
         <w:rPr>
           <w:b/>
@@ -1544,8 +1547,11 @@
     </w:p>
     <w:p>
       <w:pPr>
-        <w:pStyle w:val="ListNumber"/>
+        <w:ind w:left="504" w:hanging="504"/>
       </w:pPr>
+      <w:r>
+        <w:t xml:space="preserve">2. </w:t>
+      </w:r>
       <w:r>
         <w:rPr>
           <w:b/>
@@ -1558,8 +1564,11 @@
     </w:p>
     <w:p>
       <w:pPr>
-        <w:pStyle w:val="ListNumber"/>
+        <w:ind w:left="504" w:hanging="504"/>
       </w:pPr>
+      <w:r>
+        <w:t xml:space="preserve">3. </w:t>
+      </w:r>
       <w:r>
         <w:rPr>
           <w:b/>
@@ -3931,7 +3940,7 @@
     </w:p>
     <w:p>
       <w:r>
-        <w:t xml:space="preserve">All entries below were verified against PubMed records in September 2026. Every entry carries a PMID. Thirteen entries from version 1 were removed or replaced; see the note on version 2 above and </w:t>
+        <w:t xml:space="preserve">All entries below were verified in September 2026: those indexed in PubMed against their PubMed record and carrying their PMID, and the one entry that is not indexed, a World Health Organization report, against the publisher record and carrying its ISBN. Thirteen entries from version 1 were removed or replaced; see the note on version 2 above and </w:t>
       </w:r>
       <w:r>
         <w:rPr>
@@ -3946,130 +3955,130 @@
     </w:p>
     <w:p>
       <w:pPr>
-        <w:pStyle w:val="ListNumber"/>
+        <w:ind w:left="504" w:hanging="504"/>
       </w:pPr>
       <w:r>
-        <w:t>Lewis K. Persister cells, dormancy and infectious disease. Nat Rev Microbiol. 2007;5(1):48-56. PMID 17143318. doi:10.1038/nrmicro1557</w:t>
+        <w:t>1. Lewis K. Persister cells, dormancy and infectious disease. Nat Rev Microbiol. 2007;5(1):48-56. PMID 17143318. doi:10.1038/nrmicro1557</w:t>
       </w:r>
     </w:p>
     <w:p>
       <w:pPr>
-        <w:pStyle w:val="ListNumber"/>
+        <w:ind w:left="504" w:hanging="504"/>
       </w:pPr>
       <w:r>
-        <w:t>Zhang Y, Yew WW. Mechanisms of drug resistance in Mycobacterium tuberculosis. Int J Tuberc Lung Dis. 2009;13(11):1320-30. PMID 19861002.</w:t>
+        <w:t>2. Zhang Y, Yew WW. Mechanisms of drug resistance in Mycobacterium tuberculosis. Int J Tuberc Lung Dis. 2009;13(11):1320-30. PMID 19861002.</w:t>
       </w:r>
     </w:p>
     <w:p>
       <w:pPr>
-        <w:pStyle w:val="ListNumber"/>
+        <w:ind w:left="504" w:hanging="504"/>
       </w:pPr>
       <w:r>
-        <w:t>Balaban NQ, Helaine S, Lewis K, Ackermann M, Aldridge B, Andersson DI, et al. Definitions and guidelines for research on antibiotic persistence. Nat Rev Microbiol. 2019;17(7):441-448. PMID 30980069. doi:10.1038/s41579-019-0196-3</w:t>
+        <w:t>3. Balaban NQ, Helaine S, Lewis K, Ackermann M, Aldridge B, Andersson DI, et al. Definitions and guidelines for research on antibiotic persistence. Nat Rev Microbiol. 2019;17(7):441-448. PMID 30980069. doi:10.1038/s41579-019-0196-3</w:t>
       </w:r>
     </w:p>
     <w:p>
       <w:pPr>
-        <w:pStyle w:val="ListNumber"/>
+        <w:ind w:left="504" w:hanging="504"/>
       </w:pPr>
       <w:r>
-        <w:t>Brauner A, Fridman O, Gefen O, Balaban NQ. Distinguishing between resistance, tolerance and persistence to antibiotic treatment. Nat Rev Microbiol. 2016;14(5):320-30. PMID 27080241. doi:10.1038/nrmicro.2016.34</w:t>
+        <w:t>4. Brauner A, Fridman O, Gefen O, Balaban NQ. Distinguishing between resistance, tolerance and persistence to antibiotic treatment. Nat Rev Microbiol. 2016;14(5):320-30. PMID 27080241. doi:10.1038/nrmicro.2016.34</w:t>
       </w:r>
     </w:p>
     <w:p>
       <w:pPr>
-        <w:pStyle w:val="ListNumber"/>
+        <w:ind w:left="504" w:hanging="504"/>
       </w:pPr>
       <w:r>
-        <w:t>World Health Organization. Global tuberculosis report 2021. Geneva: World Health Organization; 2021. ISBN 978-92-4-003702-1.</w:t>
+        <w:t>5. World Health Organization. Global tuberculosis report 2021. Geneva: World Health Organization; 2021. ISBN 978-92-4-003702-1.</w:t>
       </w:r>
     </w:p>
     <w:p>
       <w:pPr>
-        <w:pStyle w:val="ListNumber"/>
+        <w:ind w:left="504" w:hanging="504"/>
       </w:pPr>
       <w:r>
-        <w:t>Levin BR, Rozen DE. Non-inherited antibiotic resistance. Nat Rev Microbiol. 2006;4(7):556-62. PMID 16778840. doi:10.1038/nrmicro1445</w:t>
+        <w:t>6. Levin BR, Rozen DE. Non-inherited antibiotic resistance. Nat Rev Microbiol. 2006;4(7):556-62. PMID 16778840. doi:10.1038/nrmicro1445</w:t>
       </w:r>
     </w:p>
     <w:p>
       <w:pPr>
-        <w:pStyle w:val="ListNumber"/>
+        <w:ind w:left="504" w:hanging="504"/>
       </w:pPr>
       <w:r>
-        <w:t>Dhar N, McKinney JD. Mycobacterium tuberculosis persistence mutants identified by screening in isoniazid-treated mice. Proc Natl Acad Sci USA. 2010;107(27):12275-80. PMID 20566858. doi:10.1073/pnas.1003219107</w:t>
+        <w:t>7. Dhar N, McKinney JD. Mycobacterium tuberculosis persistence mutants identified by screening in isoniazid-treated mice. Proc Natl Acad Sci USA. 2010;107(27):12275-80. PMID 20566858. doi:10.1073/pnas.1003219107</w:t>
       </w:r>
     </w:p>
     <w:p>
       <w:pPr>
-        <w:pStyle w:val="ListNumber"/>
+        <w:ind w:left="504" w:hanging="504"/>
       </w:pPr>
       <w:r>
-        <w:t>Gengenbacher M, Kaufmann SHE. Mycobacterium tuberculosis: success through dormancy. FEMS Microbiol Rev. 2012;36(3):514-32. PMID 22320122. doi:10.1111/j.1574-6976.2012.00331.x</w:t>
+        <w:t>8. Gengenbacher M, Kaufmann SHE. Mycobacterium tuberculosis: success through dormancy. FEMS Microbiol Rev. 2012;36(3):514-32. PMID 22320122. doi:10.1111/j.1574-6976.2012.00331.x</w:t>
       </w:r>
     </w:p>
     <w:p>
       <w:pPr>
-        <w:pStyle w:val="ListNumber"/>
+        <w:ind w:left="504" w:hanging="504"/>
       </w:pPr>
       <w:r>
-        <w:t>Wakamoto Y, Dhar N, Chait R, Schneider K, Signorino-Gelo F, Leibler S, McKinney JD. Dynamic persistence of antibiotic-stressed mycobacteria. Science. 2013;339(6115):91-5. PMID 23288538. doi:10.1126/science.1229858</w:t>
+        <w:t>9. Wakamoto Y, Dhar N, Chait R, Schneider K, Signorino-Gelo F, Leibler S, McKinney JD. Dynamic persistence of antibiotic-stressed mycobacteria. Science. 2013;339(6115):91-5. PMID 23288538. doi:10.1126/science.1229858</w:t>
       </w:r>
     </w:p>
     <w:p>
       <w:pPr>
-        <w:pStyle w:val="ListNumber"/>
+        <w:ind w:left="504" w:hanging="504"/>
       </w:pPr>
       <w:r>
-        <w:t>Aldridge BB, Fernandez-Suarez M, Heller D, Ambravaneswaran V, Sundaresan V, Fortune SM. Asymmetry and aging of mycobacterial cells lead to variable growth and antibiotic susceptibility. Science. 2012;335(6064):100-4. PMID 22174129. doi:10.1126/science.1216166</w:t>
+        <w:t>10. Aldridge BB, Fernandez-Suarez M, Heller D, Ambravaneswaran V, Sundaresan V, Fortune SM. Asymmetry and aging of mycobacterial cells lead to variable growth and antibiotic susceptibility. Science. 2012;335(6064):100-4. PMID 22174129. doi:10.1126/science.1216166</w:t>
       </w:r>
     </w:p>
     <w:p>
       <w:pPr>
-        <w:pStyle w:val="ListNumber"/>
+        <w:ind w:left="504" w:hanging="504"/>
       </w:pPr>
       <w:r>
-        <w:t>Conlon BP, Rowe SE, Gandt AB, Nuxoll AS, Donegan NP, Zalis EA, et al. Persister formation in Staphylococcus aureus is associated with ATP depletion. Nat Microbiol. 2016;1:16051. PMID 27572649. doi:10.1038/nmicrobiol.2016.51</w:t>
+        <w:t>11. Conlon BP, Rowe SE, Gandt AB, Nuxoll AS, Donegan NP, Zalis EA, et al. Persister formation in Staphylococcus aureus is associated with ATP depletion. Nat Microbiol. 2016;1:16051. PMID 27572649. doi:10.1038/nmicrobiol.2016.51</w:t>
       </w:r>
     </w:p>
     <w:p>
       <w:pPr>
-        <w:pStyle w:val="ListNumber"/>
+        <w:ind w:left="504" w:hanging="504"/>
       </w:pPr>
       <w:r>
-        <w:t>Wilmaerts D, Windels EM, Verstraeten N, Michiels J. General mechanisms leading to persister formation and awakening. Trends Genet. 2019;35(6):401-411. PMID 31036343. doi:10.1016/j.tig.2019.03.007</w:t>
+        <w:t>12. Wilmaerts D, Windels EM, Verstraeten N, Michiels J. General mechanisms leading to persister formation and awakening. Trends Genet. 2019;35(6):401-411. PMID 31036343. doi:10.1016/j.tig.2019.03.007</w:t>
       </w:r>
     </w:p>
     <w:p>
       <w:pPr>
-        <w:pStyle w:val="ListNumber"/>
+        <w:ind w:left="504" w:hanging="504"/>
       </w:pPr>
       <w:r>
-        <w:t>Regoes RR, Wiuff C, Zappala RM, Garner KN, Baquero F, Levin BR. Pharmacodynamic functions: a multiparameter approach to the design of antibiotic treatment regimens. Antimicrob Agents Chemother. 2004;48(10):3670-6. PMID 15388418. doi:10.1128/AAC.48.10.3670-3676.2004</w:t>
+        <w:t>13. Regoes RR, Wiuff C, Zappala RM, Garner KN, Baquero F, Levin BR. Pharmacodynamic functions: a multiparameter approach to the design of antibiotic treatment regimens. Antimicrob Agents Chemother. 2004;48(10):3670-6. PMID 15388418. doi:10.1128/AAC.48.10.3670-3676.2004</w:t>
       </w:r>
     </w:p>
     <w:p>
       <w:pPr>
-        <w:pStyle w:val="ListNumber"/>
+        <w:ind w:left="504" w:hanging="504"/>
       </w:pPr>
       <w:r>
-        <w:t>Nielsen EI, Friberg LE. Pharmacokinetic-pharmacodynamic modeling of antibacterial drugs. Pharmacol Rev. 2013;65(3):1053-90. PMID 23803529. doi:10.1124/pr.111.005769</w:t>
+        <w:t>14. Nielsen EI, Friberg LE. Pharmacokinetic-pharmacodynamic modeling of antibacterial drugs. Pharmacol Rev. 2013;65(3):1053-90. PMID 23803529. doi:10.1124/pr.111.005769</w:t>
       </w:r>
     </w:p>
     <w:p>
       <w:pPr>
-        <w:pStyle w:val="ListNumber"/>
+        <w:ind w:left="504" w:hanging="504"/>
       </w:pPr>
       <w:r>
-        <w:t>Whitman WB, Coleman DC, Wiebe WJ. Prokaryotes: the unseen majority. Proc Natl Acad Sci USA. 1998;95(12):6578-83. PMID 9618454. doi:10.1073/pnas.95.12.6578</w:t>
+        <w:t>15. Whitman WB, Coleman DC, Wiebe WJ. Prokaryotes: the unseen majority. Proc Natl Acad Sci USA. 1998;95(12):6578-83. PMID 9618454. doi:10.1073/pnas.95.12.6578</w:t>
       </w:r>
     </w:p>
     <w:p>
       <w:pPr>
-        <w:pStyle w:val="ListNumber"/>
+        <w:ind w:left="504" w:hanging="504"/>
       </w:pPr>
       <w:r>
-        <w:t>Pu Y, Li Y, Jin X, Tian T, Ma Q, Zhao Z, et al. ATP-dependent dynamic protein aggregation regulates bacterial dormancy depth critical for antibiotic tolerance. Mol Cell. 2019;73(1):143-156.e4. PMID 30472191. doi:10.1016/j.molcel.2018.10.022</w:t>
+        <w:t>16. Pu Y, Li Y, Jin X, Tian T, Ma Q, Zhao Z, et al. ATP-dependent dynamic protein aggregation regulates bacterial dormancy depth critical for antibiotic tolerance. Mol Cell. 2019;73(1):143-156.e4. PMID 30472191. doi:10.1016/j.molcel.2018.10.022</w:t>
       </w:r>
     </w:p>
     <w:p>
@@ -4085,42 +4094,42 @@
     </w:p>
     <w:p>
       <w:pPr>
-        <w:pStyle w:val="ListNumber"/>
+        <w:ind w:left="504" w:hanging="504"/>
       </w:pPr>
       <w:r>
-        <w:t>Tsuji BT, Brown T, Parasrampuria R, Brazeau DA, Forrest A, Kelchlin PA, et al. Front-loaded linezolid regimens result in increased killing and suppression of the accessory gene regulator system of Staphylococcus aureus. Antimicrob Agents Chemother. 2012;56(7):3712-9. PMID 22526313. doi:10.1128/AAC.05453-11</w:t>
+        <w:t>17. Tsuji BT, Brown T, Parasrampuria R, Brazeau DA, Forrest A, Kelchlin PA, et al. Front-loaded linezolid regimens result in increased killing and suppression of the accessory gene regulator system of Staphylococcus aureus. Antimicrob Agents Chemother. 2012;56(7):3712-9. PMID 22526313. doi:10.1128/AAC.05453-11</w:t>
       </w:r>
     </w:p>
     <w:p>
       <w:pPr>
-        <w:pStyle w:val="ListNumber"/>
+        <w:ind w:left="504" w:hanging="504"/>
       </w:pPr>
       <w:r>
-        <w:t>Drusano GL, Myrick J, Maynard M, Nole J, Duncanson B, Brown D, et al. Linezolid kills acid-phase and non-replicative-persister-phase Mycobacterium tuberculosis in a hollow-fiber infection model. Antimicrob Agents Chemother. 2018;62(8):e00221-18. PMID 29866864. doi:10.1128/AAC.00221-18</w:t>
+        <w:t>18. Drusano GL, Myrick J, Maynard M, Nole J, Duncanson B, Brown D, et al. Linezolid kills acid-phase and non-replicative-persister-phase Mycobacterium tuberculosis in a hollow-fiber infection model. Antimicrob Agents Chemother. 2018;62(8):e00221-18. PMID 29866864. doi:10.1128/AAC.00221-18</w:t>
       </w:r>
     </w:p>
     <w:p>
       <w:pPr>
-        <w:pStyle w:val="ListNumber"/>
+        <w:ind w:left="504" w:hanging="504"/>
       </w:pPr>
       <w:r>
-        <w:t>Pasipanodya JG, Nuermberger E, Romero K, Hanna D, Gumbo T. Systematic analysis of hollow fiber model of tuberculosis experiments. Clin Infect Dis. 2015;61 Suppl 1:S10-7. PMID 26224767. doi:10.1093/cid/civ425</w:t>
+        <w:t>19. Pasipanodya JG, Nuermberger E, Romero K, Hanna D, Gumbo T. Systematic analysis of hollow fiber model of tuberculosis experiments. Clin Infect Dis. 2015;61 Suppl 1:S10-7. PMID 26224767. doi:10.1093/cid/civ425</w:t>
       </w:r>
     </w:p>
     <w:p>
       <w:pPr>
-        <w:pStyle w:val="ListNumber"/>
+        <w:ind w:left="504" w:hanging="504"/>
       </w:pPr>
       <w:r>
-        <w:t>Gumbo T, Louie A, Deziel MR, Parsons LM, Salfinger M, Drusano GL. Selection of a moxifloxacin dose that suppresses drug resistance in Mycobacterium tuberculosis, by use of an in vitro pharmacodynamic infection model and mathematical modeling. J Infect Dis. 2004;190(9):1642-51. PMID 15478070. doi:10.1086/424849</w:t>
+        <w:t>20. Gumbo T, Louie A, Deziel MR, Parsons LM, Salfinger M, Drusano GL. Selection of a moxifloxacin dose that suppresses drug resistance in Mycobacterium tuberculosis, by use of an in vitro pharmacodynamic infection model and mathematical modeling. J Infect Dis. 2004;190(9):1642-51. PMID 15478070. doi:10.1086/424849</w:t>
       </w:r>
     </w:p>
     <w:p>
       <w:pPr>
-        <w:pStyle w:val="ListNumber"/>
+        <w:ind w:left="504" w:hanging="504"/>
       </w:pPr>
       <w:r>
-        <w:t>Conlon BP, Nakayasu ES, Fischer LE, LoSasso G, Kim W, Lewis K, et al. Activated ClpP kills persisters and eradicates a chronic biofilm infection. Nature. 2013;503(7476):365-70. PMID 24226776. doi:10.1038/nature12790</w:t>
+        <w:t>21. Conlon BP, Nakayasu ES, Fischer LE, LoSasso G, Kim W, Lewis K, et al. Activated ClpP kills persisters and eradicates a chronic biofilm infection. Nature. 2013;503(7476):365-70. PMID 24226776. doi:10.1038/nature12790</w:t>
       </w:r>
     </w:p>
     <w:sectPr>

--- a/submission/biorxiv_v2/Piranfar_persistence_framework_bioRxiv_v2.docx
+++ b/submission/biorxiv_v2/Piranfar_persistence_framework_bioRxiv_v2.docx
@@ -71,7 +71,7 @@
         <w:t>Mathematics.</w:t>
       </w:r>
       <w:r>
-        <w:t xml:space="preserve"> The biphasic killing law of version 1 (its Equation 4) is discontinuous: at the transition time its second branch evaluates to exactly the inoculum, so the modelled population rises by 2.6 to 3.5 log10 at the breakpoint. It also converges to a permanent floor, making sterilisation impossible at any duration. Its transition time is not an independent parameter and, on time-kill data of realistic density, is not estimable at all. The resistance equation omitted the carrying capacity declared alongside it and reached 10^57 CFU/mL by day 10. The tolerance equation omitted replication, which reverses the sign of its result for </w:t>
+        <w:t xml:space="preserve"> The biphasic killing law of version 1 (its Equation 4) is discontinuous: at the transition time its second branch evaluates to exactly the inoculum, so the modelled population rises by 2.6 to 3.5 log10 at the breakpoint. It also converges to a permanent floor above the assay limit of detection, so under that equation the population never reaches the limit, at any duration. Its transition time is not an independent parameter and, on time-kill data of realistic density, is not estimable at all. The resistance equation omitted the carrying capacity declared alongside it and reached 10^57 CFU/mL by day 10. The tolerance equation omitted replication, which reverses the sign of its result for </w:t>
       </w:r>
       <w:r>
         <w:rPr>
@@ -102,7 +102,7 @@
         <w:t>Statistics.</w:t>
       </w:r>
       <w:r>
-        <w:t xml:space="preserve"> The Kolmogorov-Smirnov test of version 1 is removed: applied to deterministic curves its p-value is set by the density of the simulation grid, falling by more than 170 orders of magnitude as the grid is refined. The reported R-squared above 0.9 is no longer used for model selection, because a structurally broken model and its correct replacement both exceed it on the same data while their corrected AIC differs by up to 84.</w:t>
+        <w:t xml:space="preserve"> The Kolmogorov-Smirnov test of version 1 is removed: applied to deterministic curves its p-value is set by the density of the simulation grid, falling by more than 170 orders of magnitude as the grid is refined. The reported R-squared above 0.9 is no longer used for model selection, because a structurally broken model and its correct replacement both exceed it on the same data while their corrected AIC differs by up to 81.5.</w:t>
       </w:r>
     </w:p>
     <w:p>
@@ -146,7 +146,7 @@
         <w:t>What is added.</w:t>
       </w:r>
       <w:r>
-        <w:t xml:space="preserve"> A state-structured replacement model in which biphasic killing emerges rather than being imposed, sterilisation time is finite, and the three survival strategies separate onto orthogonal measurable axes; a global sensitivity analysis; and an identifiability analysis of both the old and the new model. All code is public and regenerates every number in this version.</w:t>
+        <w:t xml:space="preserve"> A state-structured replacement model in which biphasic killing emerges rather than being imposed, time to LOD is finite, and the three survival strategies separate onto distinct measurable axes; a global sensitivity analysis; and an identifiability analysis of both the old and the new model. All code is public and regenerates every number in this version.</w:t>
       </w:r>
     </w:p>
     <w:p>
@@ -182,7 +182,7 @@
         <w:t>Mycobacterium tuberculosis</w:t>
       </w:r>
       <w:r>
-        <w:t xml:space="preserve"> exhibits slow growth and chronic persistence, necessitating prolonged antibiotic regimens. In this study, we developed a state-structured pharmacodynamic model in which replicating and dormant subpopulations each carry their own concentration-response, so that the three strategies separate onto distinct measurable axes: resistance shifts the minimum inhibitory concentration, tolerance multiplies the minimum duration for killing, and persistence lifts the deep killing endpoint alone. Using global variance-based sensitivity analysis and profile likelihood, we identified which parameter governs the length of therapy and which parameters can be estimated at all from time-kill data. Our findings show that in the slow-growing organism 87% of the first-order variance in time to sterilisation is carried by the rate at which dormant cells resume replication, rather than by the rate at which dormant cells are killed, placing resuscitation at the centre of regimen shortening and identifying a class of intervention worth measuring. This version supersedes version 1, whose closed-form biphasic killing law is discontinuous and whose quantitative results are withdrawn and corrected here; the work is a modelling and methods contribution, contains no experimental data, and its parameter values are illustrative rather than measured.</w:t>
+        <w:t xml:space="preserve"> exhibits slow growth and chronic persistence, necessitating prolonged antibiotic regimens. In this study, we developed a state-structured pharmacodynamic model in which replicating and dormant subpopulations each carry their own concentration-response, so that the three strategies separate onto distinct measurable axes: resistance shifts the minimum inhibitory concentration, tolerance multiplies the minimum duration for killing, and persistence lifts the deep killing endpoint alone. Using global variance-based sensitivity analysis and profile likelihood, we identified which parameter governs the length of therapy and which parameters can be estimated at all from time-kill data. Our findings show that the two organisms are governed by different parameters entirely: in the slow-growing organism 78% of the first-order variance in time to LOD is carried by the rate at which dormant cells resume replication, while in the fast-growing organism that same rate contributes nothing measurable and the outcome is set by the kill rate and the replication rate acting jointly. A regimen-shortening strategy has no reason to transfer between them. This version supersedes version 1, whose closed-form biphasic killing law is discontinuous and whose quantitative results are withdrawn and corrected here; the work is a modelling and methods contribution, contains no experimental data, and its parameter values are illustrative rather than measured.</w:t>
       </w:r>
     </w:p>
     <w:p>
@@ -269,7 +269,7 @@
     </w:p>
     <w:p>
       <w:r>
-        <w:t>This paper does three things. First, it establishes what goes wrong with the closed-form biphasic killing law that is commonly used to represent persistence, including a discontinuity that has apparently gone unremarked and a structural non-identifiability that makes its transition time uninterpretable. Second, it develops a state-structured replacement in which the three strategies occupy orthogonal directions in a space of measurable quantities. Third, it uses global sensitivity analysis of the replacement to identify which parameter actually governs time to sterilisation, and finds an answer different from the one a one-at-a-time analysis of the closed-form law returns.</w:t>
+        <w:t>This paper does three things. First, it establishes what goes wrong when a biphasic killing law is written as a closed form with an explicit transition time, a construction we adopted in version 1 of this work. Searching for the exact discontinuous form we used returns no other publication that prints it: the literature uses the continuous biexponential. The failure we document is therefore ours, and we document it because the underlying temptation is general -- an explicit transition time reads as an interpretable quantity, and it is not one. Second, it develops a state-structured replacement in which the three strategies occupy near-independent directions in a space of measurable quantities. Third, it uses global sensitivity analysis of the replacement to identify which parameter actually governs time to LOD, and finds an answer different from the one a one-at-a-time analysis of the closed-form law returns.</w:t>
       </w:r>
     </w:p>
     <w:p>
@@ -400,7 +400,7 @@
     </w:p>
     <w:p>
       <w:r>
-        <w:t>Equation 4a is replaced by a biexponential, which is smooth everywhere, reaches sterilisation, keeps the dormant fraction f dimensionless, and has three rate parameters rather than four:</w:t>
+        <w:t>Equation 4a is replaced by a biexponential, which is smooth everywhere, reaches the limit of detection in finite time, keeps the dormant fraction f dimensionless, and has three rate parameters rather than four:</w:t>
       </w:r>
     </w:p>
     <w:p>
@@ -896,7 +896,7 @@
         <w:rPr>
           <w:b/>
         </w:rPr>
-        <w:t>Time to sterilisation</w:t>
+        <w:t>Time to LOD</w:t>
       </w:r>
       <w:r>
         <w:t>: the time at which the population first falls below an assay limit of detection, taken as 10² CFU/mL, the value used in the hollow-fibre studies catalogued in the accompanying data manifest.</w:t>
@@ -2086,7 +2086,7 @@
         <w:t>M. tuberculosis</w:t>
       </w:r>
       <w:r>
-        <w:t>, which is 358 times the assay limit of detection. Time to sterilisation is therefore infinite, not as an artefact of a truncated search but as a property of the equation; the search window was extended to 10⁶ h before infinity was returned (</w:t>
+        <w:t>, which is 358 times the assay limit of detection. Time to LOD is therefore infinite, not as an artefact of a truncated search but as a property of the equation; the search window was extended to 10⁶ h before infinity was returned (</w:t>
       </w:r>
       <w:r>
         <w:rPr>
@@ -2101,7 +2101,7 @@
     </w:p>
     <w:p>
       <w:r>
-        <w:t xml:space="preserve">Both corrected forms give finite sterilisation times under the same parameters: 1,290 h for </w:t>
+        <w:t xml:space="preserve">Both corrected forms give finite times to LOD under the same parameters: 1,290 h for </w:t>
       </w:r>
       <w:r>
         <w:rPr>
@@ -2855,7 +2855,7 @@
         <w:rPr>
           <w:sz w:val="18"/>
         </w:rPr>
-        <w:t xml:space="preserve"> (A, B) Replicating, dormant and total populations at four times MIC. Biphasic killing emerges from the compartment structure; the model contains no transition time, and the curvature maximum is a derived observable. Sterilisation occurs in finite time. (C) Net growth rate against concentration, with the MIC of each species marked. Equations 2a to 4a contain no concentration term and cannot produce this panel. (D) Time to sterilisation against the resuscitation rate. Illustrative parameters.</w:t>
+        <w:t xml:space="preserve"> (A, B) Replicating, dormant and total populations at four times MIC. Biphasic killing emerges from the compartment structure; the model contains no transition time, and the curvature maximum is a derived observable. Sterilisation occurs in finite time. (C) Net growth rate against concentration, with the MIC of each species marked. Equations 2a to 4a contain no concentration term and cannot produce this panel. (D) Time to LOD against the resuscitation rate. Illustrative parameters.</w:t>
       </w:r>
     </w:p>
     <w:p>
@@ -2873,7 +2873,7 @@
         <w:pStyle w:val="Heading3"/>
       </w:pPr>
       <w:r>
-        <w:t>3.6 The three strategies occupy orthogonal directions</w:t>
+        <w:t>3.6 The three strategies separate onto distinct measurable axes</w:t>
       </w:r>
     </w:p>
     <w:p>
@@ -3353,7 +3353,7 @@
         <w:pStyle w:val="Heading3"/>
       </w:pPr>
       <w:r>
-        <w:t>3.7 Resuscitation rate, not persister killing, governs sterilisation time</w:t>
+        <w:t>3.7 Resuscitation rate governs time to LOD in the slow grower, and nothing else does</w:t>
       </w:r>
     </w:p>
     <w:p>
@@ -3422,30 +3422,30 @@
         <w:rPr>
           <w:sz w:val="18"/>
         </w:rPr>
-        <w:t xml:space="preserve"> (A) One-at-a-time analysis at ±10% applied to Equation 4a. The elasticities of k_fast and k_T are exactly zero because neither appears in the branch that governs the endpoint. (B) The same analysis on the state-structured model, where every parameter acts at every time. (C, D) First-order and total-order Sobol indices for time to sterilisation, 4,608 model evaluations per species. (E) Share of outcome variance arising from parameter interactions. Where these bars are tall, one-at-a-time analysis is the wrong instrument.</w:t>
+        <w:t xml:space="preserve"> (A) One-at-a-time analysis at ±10% applied to Equation 4a. The elasticities of k_fast and k_T are exactly zero because neither appears in the branch that governs the endpoint. (B) The same analysis on the state-structured model, where every parameter acts at every time. (C, D) First-order and total-order Sobol indices for time to LOD, 4,608 model evaluations per species. (E) Share of outcome variance arising from parameter interactions. Where these bars are tall, one-at-a-time analysis is the wrong instrument.</w:t>
       </w:r>
     </w:p>
     <w:p>
       <w:r>
-        <w:t xml:space="preserve">Run on the state-structured model, where every parameter acts at every time, the answer is different. For the slow grower, the first-order Sobol index for k_PS, the rate at which dormant cells resume replication, is </w:t>
+        <w:t xml:space="preserve">Run on the state-structured model, where every parameter acts at every time and every parameter set is exposed at four times its own MIC, the answer is different and it is unambiguous. For the slow grower the first-order Sobol index of k_PS, the rate at which dormant cells resume replication, is </w:t>
       </w:r>
       <w:r>
         <w:rPr>
           <w:b/>
         </w:rPr>
-        <w:t>0.873</w:t>
-      </w:r>
-      <w:r>
-        <w:t xml:space="preserve">, with a total-order index of </w:t>
+        <w:t>0.780</w:t>
+      </w:r>
+      <w:r>
+        <w:t xml:space="preserve"> (95% bootstrap interval 0.640 to 0.916) with a total-order index of </w:t>
       </w:r>
       <w:r>
         <w:rPr>
           <w:b/>
         </w:rPr>
-        <w:t>0.897</w:t>
-      </w:r>
-      <w:r>
-        <w:t xml:space="preserve"> (</w:t>
+        <w:t>0.799</w:t>
+      </w:r>
+      <w:r>
+        <w:t xml:space="preserve"> (0.769 to 0.830) on time to LOD (</w:t>
       </w:r>
       <w:r>
         <w:rPr>
@@ -3455,26 +3455,35 @@
         <w:t>results/tables/sensitivity_sobol.csv</w:t>
       </w:r>
       <w:r>
-        <w:t>, Figure 5C). No other parameter reaches a total-order index of 0.07. Varying k_PS over the ±50% range shifts time to sterilisation from 380 h at baseline to 1,995 h at one tenth of baseline and 50 h at ten times baseline, a span of forty-fold.</w:t>
+        <w:t>, Figure 5C). No other parameter reaches a first-order index of 0.08, and interactions account for only 2.3% of the variance: this is one parameter acting alone, not a ranking among comparable contributors. Indices are estimated from 4,096 base samples, 36,864 model evaluations per species, and the bootstrap intervals are reported because a smaller design returned negative first-order estimates for the parameters that carry no variance, which is a statement about Monte Carlo error and not about the model.</w:t>
       </w:r>
     </w:p>
     <w:p>
       <w:r>
-        <w:t>The mechanism is the one identified in Section 3.5. A dormant cell is hard to kill; a dormant cell that resumes replication is not. Anything that increases the rate of resuscitation moves cells from a refractory compartment into a susceptible one, and the drug does the rest. This places resuscitation, rather than direct killing of persisters, at the centre of regimen shortening for slow-growing organisms, and it is a statement about a drug target that Equation 4a is structurally incapable of making.</w:t>
+        <w:t>The mechanism is the one identified in Section 3.5. A dormant cell is hard to kill; a dormant cell that resumes replication is not. Anything that increases the rate of resuscitation moves cells from a refractory compartment into a susceptible one, and the drug does the rest. In this model, and for a slow grower, resuscitation therefore sets the duration and the persister kill rate does not. We state that as a property of the model and of these illustrative parameters; establishing it as a property of tuberculosis requires fitting to time-kill data, which Section 4.3 sets out. What the analysis does establish without qualification is that the two organisms are governed by different parameters, so a regimen-shortening strategy transferred between them has no reason to work. For slow-growing organisms, and it is a statement about a drug target that Equation 4a is structurally incapable of making.</w:t>
       </w:r>
     </w:p>
     <w:p>
       <w:r>
-        <w:t xml:space="preserve">For the fast grower the picture differs in kind, not just in detail. The dominant parameters are E_max,S and r, and </w:t>
+        <w:t xml:space="preserve">For the fast grower the picture differs in kind, not in degree. The resuscitation rate contributes </w:t>
       </w:r>
       <w:r>
         <w:rPr>
           <w:b/>
         </w:rPr>
-        <w:t>61% of the variance in time to sterilisation arises from parameter interactions</w:t>
-      </w:r>
-      <w:r>
-        <w:t xml:space="preserve"> rather than from parameters acting alone; for the log₁₀ reduction at 240 h the interaction share reaches 96% (</w:t>
+        <w:t>exactly nothing</w:t>
+      </w:r>
+      <w:r>
+        <w:t xml:space="preserve">: its first-order and total-order indices are both 0.000 and its bootstrap interval has no width. What governs the fast grower is the maximum kill rate together with the replication rate, and together is the operative word — their total-order indices are 0.819 (0.706 to 0.935) and 0.821 (0.713 to 0.942) against first-order indices of only 0.169 and 0.136, so </w:t>
+      </w:r>
+      <w:r>
+        <w:rPr>
+          <w:b/>
+        </w:rPr>
+        <w:t>69.5% of the variance in time to LOD comes from the two acting jointly</w:t>
+      </w:r>
+      <w:r>
+        <w:t xml:space="preserve"> rather than from either alone (</w:t>
       </w:r>
       <w:r>
         <w:rPr>
@@ -3484,7 +3493,7 @@
         <w:t>results/tables/sensitivity_interaction_fraction.csv</w:t>
       </w:r>
       <w:r>
-        <w:t>, Figure 5E). Where the interaction share is that high, no one-at-a-time analysis of that organism can be trusted regardless of how carefully it is conducted.</w:t>
+        <w:t>, Figure 5E). A one-at-a-time analysis cannot see that quantity at all; it is the share of the answer that OAT structurally omits.</w:t>
       </w:r>
     </w:p>
     <w:p>
@@ -3684,12 +3693,12 @@
     </w:p>
     <w:p>
       <w:r>
-        <w:t>One result depends on the model structure but not on the specific parameter values: given a two-compartment model with a concentration–response, the three strategies separate onto orthogonal axes of measurable quantities, and an isolate can be placed in that space from measurements laboratories already make.</w:t>
+        <w:t>One result depends on the model structure but not on the specific parameter values: given a two-compartment model with a concentration–response, each of the three strategies leaves its own signature across the minimum inhibitory concentration and the shallow and deep killing endpoints, and an isolate can be placed in that space from measurements laboratories already make. The separation is clean rather than exact: resistance and tolerance move one coordinate each and leave the others where they were, while persistence moves the deep endpoint 3.6-fold and the shallow one by 2.5%.</w:t>
       </w:r>
     </w:p>
     <w:p>
       <w:r>
-        <w:t>One result depends on the illustrative parameters and is therefore provisional: the dominance of the resuscitation rate in setting time to sterilisation for the slow grower. Its mechanism is robust, in that any model with a refractory compartment and a susceptible compartment will show that moving cells between them changes clearance time. Its magnitude is not established and awaits fitting to data.</w:t>
+        <w:t>One result depends on the illustrative parameters and is therefore provisional: the dominance of the resuscitation rate in setting time to LOD for the slow grower. Its mechanism is robust, in that any model with a refractory compartment and a susceptible compartment will show that moving cells between them changes clearance time. Its magnitude is not established and awaits fitting to data.</w:t>
       </w:r>
     </w:p>
     <w:p>
@@ -3812,12 +3821,12 @@
     </w:p>
     <w:p>
       <w:r>
-        <w:t>Resistance, tolerance and persistence are three different phenomena, and a model that writes all three as one exponential with a different constant cannot tell them apart. The closed-form biphasic killing law widely used to represent persistence fails in three further ways that we quantify here: it raises the modelled population by two to three log₁₀ at its transition, it converges to a floor at which sterilisation is impossible at any duration, and its transition time is not identifiable from time-kill data of realistic density.</w:t>
+        <w:t>Resistance, tolerance and persistence are three different phenomena, and a model that writes all three as one exponential with a different constant cannot tell them apart. A closed-form biphasic law written with an explicit transition time, as we wrote it in version 1, fails in three further ways that we quantify here: it raises the modelled population by two to three log₁₀ at its transition, it converges to a floor at which sterilisation is impossible at any duration, and its transition time is not identifiable from time-kill data of realistic density.</w:t>
       </w:r>
     </w:p>
     <w:p>
       <w:r>
-        <w:t>A two-compartment model with a sigmoid concentration–response removes all three failures and separates the strategies onto orthogonal axes of quantities that laboratories already measure. Applied to that model, global sensitivity analysis identifies the rate at which dormant cells resume replication as the dominant determinant of sterilisation time for a slow-growing organism, a determinant the closed-form law cannot express.</w:t>
+        <w:t>A two-compartment model with a sigmoid concentration–response removes all three failures and separates the strategies onto distinct axes of quantities that laboratories already measure. Applied to that model, global sensitivity analysis identifies the rate at which dormant cells resume replication as the dominant determinant of sterilisation time for a slow-growing organism, a determinant the closed-form law cannot express.</w:t>
       </w:r>
     </w:p>
     <w:p>

--- a/submission/biorxiv_v2/Piranfar_persistence_framework_bioRxiv_v2.docx
+++ b/submission/biorxiv_v2/Piranfar_persistence_framework_bioRxiv_v2.docx
@@ -193,22 +193,7 @@
         <w:t>Keywords:</w:t>
       </w:r>
       <w:r>
-        <w:t xml:space="preserve"> antibiotic tolerance, bacterial persistence, pharmacodynamics, minimum duration for killing, structural identifiability, global sensitivity analysis, </w:t>
-      </w:r>
-      <w:r>
-        <w:rPr>
-          <w:i/>
-        </w:rPr>
-        <w:t>Mycobacterium tuberculosis</w:t>
-      </w:r>
-      <w:r>
-        <w:t xml:space="preserve">, </w:t>
-      </w:r>
-      <w:r>
-        <w:rPr>
-          <w:i/>
-        </w:rPr>
-        <w:t>Staphylococcus aureus</w:t>
+        <w:t xml:space="preserve"> antibiotic tolerance, bacterial persistence, pharmacodynamics, minimum duration for killing, practical identifiability, global sensitivity analysis</w:t>
       </w:r>
     </w:p>
     <w:p>
@@ -2398,7 +2383,16 @@
     </w:p>
     <w:p>
       <w:r>
-        <w:t>Neither asserted value lies on its own curve. Treating f, k_fast, k_slow and t_c as four free parameters over-parameterises a three-parameter system, and Section 3.8 shows that the consequence is not theoretical: t_c cannot be estimated from time-kill data of realistic density.</w:t>
+        <w:t xml:space="preserve">Neither asserted value lies on its own curve. This matters because of what the equation is for. Read as a phenomenological piecewise form, t_c is simply a free parameter and there is no inconsistency to find. Read as the two-subpopulation system it is meant to represent — a fraction f decaying at k_slow and the rest at k_fast — t_c is a </w:t>
+      </w:r>
+      <w:r>
+        <w:rPr>
+          <w:i/>
+        </w:rPr>
+        <w:t>derived</w:t>
+      </w:r>
+      <w:r>
+        <w:t xml:space="preserve"> quantity, fixed by those three, and parameterising it independently makes the system redundant. Version 1 used the second reading to justify the equation and the first to choose a number for t_c. Section 3.8 shows the practical consequence: on time-kill data of realistic density, t_c is not estimable either.</w:t>
       </w:r>
     </w:p>
     <w:p>
@@ -3643,7 +3637,16 @@
     </w:p>
     <w:p>
       <w:r>
-        <w:t xml:space="preserve">Profile likelihood on the same fits shows that the transition time of Equation 4a is not identifiable. Its 95% likelihood interval reaches the edge of the searched range in </w:t>
+        <w:t xml:space="preserve">Profile likelihood on the same fits shows that the transition time of Equation 4a is not </w:t>
+      </w:r>
+      <w:r>
+        <w:rPr>
+          <w:i/>
+        </w:rPr>
+        <w:t>practically</w:t>
+      </w:r>
+      <w:r>
+        <w:t xml:space="preserve"> identifiable on time-kill data of the density these experiments produce. Its 95% likelihood interval reaches the edge of the searched range in </w:t>
       </w:r>
       <w:r>
         <w:rPr>
@@ -3667,7 +3670,7 @@
     </w:p>
     <w:p>
       <w:r>
-        <w:t>A reported value of t_c from a fit of Equation 4a therefore carries no information about the organism. It records where the optimiser stopped.</w:t>
+        <w:t>A reported value of t_c from a fit of Equation 4a to data of this density therefore carries no information about the organism; it records where the optimiser stopped. We claim this of the sampling designs tested, which span the range time-kill experiments use, and not as a structural property of the equation: we have not carried out a structural identifiability analysis, and a design with far denser sampling around the transition might well determine t_c.</w:t>
       </w:r>
     </w:p>
     <w:p>
@@ -4142,6 +4145,7 @@
       </w:r>
     </w:p>
     <w:sectPr>
+      <w:footerReference w:type="default" r:id="rId16"/>
       <w:pgSz w:w="12240" w:h="15840"/>
       <w:pgMar w:top="1440" w:right="1800" w:bottom="1440" w:left="1800" w:header="720" w:footer="720" w:gutter="0"/>
       <w:cols w:space="720"/>
@@ -4149,6 +4153,22 @@
     </w:sectPr>
   </w:body>
 </w:document>
+</file>
+
+<file path=word/footer1.xml><?xml version="1.0" encoding="utf-8"?>
+<w:ftr xmlns:m="http://schemas.openxmlformats.org/officeDocument/2006/math" xmlns:mc="http://schemas.openxmlformats.org/markup-compatibility/2006" xmlns:mo="http://schemas.microsoft.com/office/mac/office/2008/main" xmlns:mv="urn:schemas-microsoft-com:mac:vml" xmlns:o="urn:schemas-microsoft-com:office:office" xmlns:r="http://schemas.openxmlformats.org/officeDocument/2006/relationships" xmlns:v="urn:schemas-microsoft-com:vml" xmlns:w10="urn:schemas-microsoft-com:office:word" xmlns:w14="http://schemas.microsoft.com/office/word/2010/wordml" xmlns:w="http://schemas.openxmlformats.org/wordprocessingml/2006/main" xmlns:wne="http://schemas.microsoft.com/office/word/2006/wordml" xmlns:wp14="http://schemas.microsoft.com/office/word/2010/wordprocessingDrawing" xmlns:wp="http://schemas.openxmlformats.org/drawingml/2006/wordprocessingDrawing" xmlns:wpc="http://schemas.microsoft.com/office/word/2010/wordprocessingCanvas" xmlns:wpg="http://schemas.microsoft.com/office/word/2010/wordprocessingGroup" xmlns:wpi="http://schemas.microsoft.com/office/word/2010/wordprocessingInk" xmlns:wps="http://schemas.microsoft.com/office/word/2010/wordprocessingShape" mc:Ignorable="w14 wp14">
+  <w:p>
+    <w:pPr>
+      <w:pStyle w:val="Footer"/>
+      <w:jc w:val="center"/>
+    </w:pPr>
+    <w:r>
+      <w:fldChar w:fldCharType="begin"/>
+      <w:instrText xml:space="preserve"> PAGE </w:instrText>
+      <w:fldChar w:fldCharType="end"/>
+    </w:r>
+  </w:p>
+</w:ftr>
 </file>
 
 <file path=word/numbering.xml><?xml version="1.0" encoding="utf-8"?>

--- a/submission/biorxiv_v2/Piranfar_persistence_framework_bioRxiv_v2.docx
+++ b/submission/biorxiv_v2/Piranfar_persistence_framework_bioRxiv_v2.docx
@@ -3529,7 +3529,7 @@
       <w:r>
         <w:drawing>
           <wp:inline xmlns:a="http://schemas.openxmlformats.org/drawingml/2006/main" xmlns:pic="http://schemas.openxmlformats.org/drawingml/2006/picture">
-            <wp:extent cx="5852160" cy="5935206"/>
+            <wp:extent cx="5852160" cy="6602171"/>
             <wp:docPr id="6" name="Picture 6"/>
             <wp:cNvGraphicFramePr>
               <a:graphicFrameLocks noChangeAspect="1"/>
@@ -3550,7 +3550,7 @@
                   <pic:spPr>
                     <a:xfrm>
                       <a:off x="0" y="0"/>
-                      <a:ext cx="5852160" cy="5935206"/>
+                      <a:ext cx="5852160" cy="6602171"/>
                     </a:xfrm>
                     <a:prstGeom prst="rect"/>
                   </pic:spPr>
